--- a/example_articles/states/Nebraska/3.states_Nebraska_New_York_Times.docx
+++ b/example_articles/states/Nebraska/3.states_Nebraska_New_York_Times.docx
@@ -7,7 +7,7 @@
         <w:pStyle w:val="Heading1"/>
       </w:pPr>
       <w:r>
-        <w:t>Trump Voters Are Big Target For Democrat In Maine Race</w:t>
+        <w:t>Democrats Had a Theory of the Election. They Were Wrong.</w:t>
       </w:r>
     </w:p>
     <w:p>
@@ -17,27 +17,27 @@
     </w:p>
     <w:p>
       <w:r>
-        <w:t>Date: 2024-10-29</w:t>
+        <w:t>Date: 2024-11-07</w:t>
       </w:r>
     </w:p>
     <w:p>
       <w:r>
-        <w:t>Section: Section A; Column 0; National Desk; Pg. 14</w:t>
+        <w:t>Section: OPINION</w:t>
       </w:r>
     </w:p>
     <w:p>
       <w:r>
-        <w:t>Source File: NYT/1.DOCX</w:t>
+        <w:t>Source file: NYT/1.DOCX</w:t>
       </w:r>
     </w:p>
     <w:p>
       <w:r>
-        <w:t>Raw locations result: ['Nebraska']</w:t>
+        <w:t>Raw locations result, 'locations': ['Nebraska']</w:t>
       </w:r>
     </w:p>
     <w:p>
       <w:r>
-        <w:t>states_stand_flat (Standardized): Nebraska</w:t>
+        <w:t>Standardized locations result, 'states_stand_flat': Nebraska</w:t>
       </w:r>
     </w:p>
     <w:p>
@@ -49,84 +49,155 @@
     </w:p>
     <w:p>
       <w:r>
-        <w:t>To win his toughest re-election bid yet, Representative Jared Golden needs Trump voters to back him over a young Republican prospect, a former NASCAR driver.</w:t>
+        <w:t>The New York Times Opinion columnists Lydia Polgreen and Tressie McMillan Cottom discuss what was revealed about America on Tuesday, why the Democrats failed and what individuals can do about the future.</w:t>
         <w:br/>
-        <w:t xml:space="preserve">On a recent Sunday morning, Representative Jared Golden sat perched atop a bar stool inside a small-town Maine brewery, greeting supporters who had gathered to watch the New England Patriots game and meet their congressman. </w:t>
+        <w:t>Below is an edited transcript of an episode of "The Opinions." We recommend listening to it in its original form for the full effect. You can do so using the player above or on the NYT Audio App, Apple, Spotify, Amazon Music, YouTube, iHeartRadio or wherever you get your podcasts.</w:t>
         <w:br/>
-        <w:t xml:space="preserve">  Wearing his Julian Edelman jersey, Mr. Golden, one of Democrats' most battle-tested and vulnerable incumbents, sipped a stein of dark lager and waited calmly for people to approach him. He did not work the room, no campaign signs adorned the walls, and his staff did not foist yard signs or buttons on attendees as they left.</w:t>
+        <w:t>Lydia Polgreen: I'm Lydia Polgreen, a columnist for The New York Times.</w:t>
         <w:br/>
-        <w:t xml:space="preserve">  Even with the election less than two weeks away, Mainers won't find Mr. Golden making his closing argument at what he calls ''big rah-rah rallies,'' or appearing alongside high-profile Democratic Party figures.</w:t>
+        <w:t>Tressie McMillan Cottom: And I am Tressie McMillan Cottom, also a columnist here at The New York Times.</w:t>
         <w:br/>
-        <w:t xml:space="preserve">  Instead, as he seeks a fourth term in a district that Donald J. Trump won handily in 2016 and 2020, Mr. Golden is going to great lengths to distance himself from his own party. He has declined to endorse Vice President Kamala Harris and not only refrained from attacking Mr. Trump but gone out of his way to pitch himself as a potential governing partner with the former president.</w:t>
+        <w:t>Polgreen: On Tuesday we found out that the nation really, really wanted a change. Not only did Donald Trump take the presidency, but Republicans took the Senate and made gains in blue states like my home state of New York and big gains in New York City, too.</w:t>
         <w:br/>
-        <w:t xml:space="preserve">  As a conservative-leaning Democrat in a swing district, Mr. Golden, 42, has always had an uphill battle to election. But this year he is facing perhaps his most formidable challenger yet: Austin Theriault, 30, a former NASCAR driver and northern Maine native who was recruited by House Republicans.</w:t>
+        <w:t>Before we dive into big ideas and a what-this-means and future-facing discussion, let's just check in. How are you feeling today, Tressie?</w:t>
         <w:br/>
-        <w:t xml:space="preserve">  A first-term state representative, Mr. Theriault says Mr. Golden has ''gone Washington'' and lost touch with his district, the largest east of the Mississippi River, which stretches from the eastern edge of New Hampshire to the western border of New Brunswick, Canada. And he has hammered the Democrat, one of the few members of Congress in his party who routinely opposes gun control measures, for coming out in favor of an assault weapons ban shortly after a mass shooting last year in Lewiston.</w:t>
+        <w:t>McMillan Cottom: I am feeling exhausted, as I suspect many of us are this morning. I wish I could say I was feeling surprised, Lydia. I'm not surprised. I take no pleasure in having thought going into the election that this was Trump's election to lose. I really, really wanted to be wrong, and I really wanted to be surprised.</w:t>
         <w:br/>
-        <w:t xml:space="preserve">  The outcome of the contest will almost certainly help determine which party controls the House, which Republicans now hold by a razor-thin margin.</w:t>
+        <w:t>And so part of the sort of despondency for me this morning is that things are exactly as I thought they are. You talk about the electorate wanting a change, and in some ways what I think they wanted was a return.</w:t>
         <w:br/>
-        <w:t xml:space="preserve">  Mr. Golden, a tattooed combat veteran who left college to enlist in the Marines shortly after the Sept. 11, 2001, terrorist attacks, has toiled to pitch himself to voters as someone who could work effectively with a second Trump administration. Last month he introduced a bill to impose 10 percent tariffs on all imports, an economic proposal that aligns more with Mr. Trump than with Ms. Harris.</w:t>
+        <w:t>I don't live in New York full time, I live in the South. I spent a lot of time with working-class people, people living in the mountains and rural parts of the country. And I also saw a sort of acceptance and integration of Donald Trump's vision of an America where no one has to give up anything to win. And it appeals a lot to Hispanic voters, to working-class voters, especially working-class men. It appealed a lot to people in rural parts of the state of all races. That concerned me and concerned me the entire campaign.</w:t>
         <w:br/>
-        <w:t xml:space="preserve">  Long before Democrats like Senators Tammy Baldwin of Wisconsin and Bob Casey of Pennsylvania started name-dropping Mr. Trump in their advertisements to curry favor with conservatives, Mr. Golden would frequently highlight how he worked with the Trump administration and voted against the Biden-Harris agenda. And while Mr. Golden has said he will not vote for Mr. Trump, he has also refused to say whether he plans to vote for Ms. Harris.</w:t>
+        <w:t>Polgreen: I think I was a bit more optimistic, in part because, to me, this election really turned on this question of who has a stake in the system as it currently exists and who feels that they could benefit from just blowing it all up.</w:t>
         <w:br/>
-        <w:t xml:space="preserve">  ''It's important for people to know that I don't care who's in the White House,'' Mr. Golden said in an interview. ''I want them to vote for me, not for the Democratic Party, which I happen to be a member of.''</w:t>
+        <w:t>This was a big thing that came up for me in 2016 when Bernie Sanders was running. I ultimately thought Bernie was not going to be able to win because there are just too many people who have 401(k)s who think, like, "If this guy is elected, tomorrow, my 401(k) is going to be worth 40 percent of what it is now, and I know I can't count on Social Security." So that sense of having a stake in the status quo — and the Harris campaign, if it was about anything, it was about a kind of "What we got ain't perfect, but we got to hold on to it."</w:t>
         <w:br/>
-        <w:t xml:space="preserve">  Mr. Golden, whose seat Republicans have targeted for years, is one of just five Democratic incumbents running for re-election in districts Mr. Trump won in 2020 -- all largely white, rural and working-class areas.</w:t>
+        <w:t>I think I felt hopeful that here we had a generic Democrat who had these plain vanilla policies that were not that exciting. They tried to address around the edges some of the issues that people needed from government.</w:t>
         <w:br/>
-        <w:t xml:space="preserve">  He has helped shape the playbook for the tiny group, all of whom are running with a hyperlocal focus and a nonpartisan message aimed at working people.</w:t>
+        <w:t>I thought maybe that could work. Maybe there's just enough chaos, just enough of a sense that this is too dangerous. That gamble was just wrong, and ultimately you were right.</w:t>
         <w:br/>
-        <w:t xml:space="preserve">  In southwest Washington state, Representative Marie Gluesenkamp Perez, a Democrat who flipped her district blue two years ago and helps chair the centrist Blue Dog Caucus with Mr. Golden, has leaned heavily into her blue-collar background as an auto mechanic in her rematch against Republican Joe Kent. Further north in Alaska, the other Blue Dog chair Representative Mary Peltola has emphasized her working-class bona fides -- she recently announced she was skipping a week of votes in Washington to prepare fish with her family for winter storage -- while accusing her opponent of outsourcing Alaska jobs overseas.</w:t>
+        <w:t>McMillan Cottom: Again, I take no pleasure in that because if I am right, I am right because I thought — and now have evidence — that the anger that Americans feel cannot be directed toward the truth.</w:t>
         <w:br/>
-        <w:t xml:space="preserve">  And in the southwest corner of Wisconsin, a key battleground state where Mr. Trump and Ms. Harris are in a dead heat, Democrat Rebecca Cooke -- a recruit backed by Mr. Golden and the Blue Dogs -- is working to defeat Republican Representative Derrick Van Orden, a right-wing firebrand. Ms. Cooke, a small-business owner who grew up on a dairy farm and works part time as a waitress to make ends meet, has forced House Republicans to dump more than a million dollars into the race in just the last week.</w:t>
+        <w:t>Polgreen: Yeah.</w:t>
         <w:br/>
-        <w:t xml:space="preserve">  ''I feel like this is what the Democratic Party has always been known as -- like, going to bat for the little guy,'' Mr. Golden said. ''I do think sometimes it's slipping away from that.''</w:t>
+        <w:t>McMillan Cottom: I think there's a lot of anxiety and anger, and I reject this whole economic anxiety argument — not because it doesn't have some empirical truth to it but the way it's been misused to paper over racial differences and gender differences, etc.</w:t>
         <w:br/>
-        <w:t xml:space="preserve">  Mr. Golden's message has delivered him victory after victory, even in 2020 when Mr. Trump won his district by seven percentage points. But this year, Mr. Theriault has kept the race competitive even while being significantly outspent by Mr. Golden; limited polling indicates the contest is a dead heat.</w:t>
+        <w:t>But there is something to the fact that there is a deep wellspring of anxiety about the fundamentals of American social institutions not being sustainable, not being predictable — to your point about a 401(k).</w:t>
         <w:br/>
-        <w:t xml:space="preserve">  Mr. Theriault, who grew up in Fort Kent at the northernmost tip of Maine, also portrays himself as a ''true Mainer'' and unlike Mr. Golden's previous opponents, dresses not in suits, but in jeans, baseball caps and a puffer vest over a button-down shirt.</w:t>
+        <w:t>When people are talking about housing costs, when they are talking about inflation, even when they're talking about the price of eggs, what they are talking about is an anxiety about their ability to predict their security into the near and distant future.</w:t>
         <w:br/>
-        <w:t xml:space="preserve">  He has the full-throated support of Mr. Trump and House Republican leaders, including Speaker Mike Johnson of Louisiana, who joined him at an August rally to open a new campaign office.</w:t>
+        <w:t>I always thought that there was a way and an opportunity for Democrats to reclaim a righteous anger. What Donald Trump has done on the other side is he's given a story, a clear, by the way, articulate story about toxic anger. A way to direct that anger and that anxiety in a toxic direction.</w:t>
         <w:br/>
-        <w:t xml:space="preserve">  Mr. Theriault has largely avoided committing to any policy positions, hoping his relative anonymity will make up for his thin résumé in politics. But his campaign has seized on Mr. Golden's reversal on a federal assault-weapons ban and is using it to brand the Democrat a ''flip-flop.''</w:t>
+        <w:t>Polgreen: One hundred percent. I think that the reality is that we're in this political moment where the right is offering a very clear story about where we're going, and where we're going is backward. "We're going to make America great again." It's a mythical time. It's fake. It's lies.</w:t>
         <w:br/>
-        <w:t xml:space="preserve">  Mr. Golden, one of the few Democrats in Congress who routinely opposes gun control measures, changed his position after the shooting one year ago in Lewiston, his hometown, which left 18 people dead and several others wounded.</w:t>
+        <w:t>America has always been what it is. It's always been this hot mess. There have always been people who've been left out of the story. There's always been inequality. All of these things have always existed. But as long as you can project yourself as subject — and you could be a Latino man, you could be an undocumented migrant — and you could project yourself into that story, into that glorious past.</w:t>
         <w:br/>
-        <w:t xml:space="preserve">  In Maine, where open carry is legal and airports make routine announcements reminding passengers to not bring their firearms through security, Mr. Golden's decision came at a steep cost: The National Rifle Association and the Sportsman's Alliance of Maine, which both used to support him, now back Mr. Theriault.</w:t>
+        <w:t>And the only antidote to that kind of story is a story about the future, a story about progress. And "progress" has become a dirty word. And there is no party on the center-right or the center-left anywhere in the world that is offering anything but a politics of amelioration.</w:t>
         <w:br/>
-        <w:t xml:space="preserve">  The shooting has also become something of an emotional subplot in the race. Mr. Theriault made a splashy announcement in August pledging to raise $50,000 to support community rebuilding in Lewiston and hold a charity car race to benefit the area. Mr. Golden's campaign donated the $50,000 the next day, and the Republican has said little about the issue since.</w:t>
+        <w:t>All they're saying is, "We're going to tinker around the edges. We're going to find a way to hold on to the elements of globalization that work. We're going to find a way to hold on to the technology" — to all of these things that have fundamentally left people feeling alienated and alone and scared about the future.</w:t>
         <w:br/>
-        <w:t xml:space="preserve">  Still, on a recent Saturday afternoon, Mr. Theriault was at the Oxford Plains Speedway, about 30 miles west of Lewiston, preparing for the charity race. As engines revved and the slight breeze carried pungent odors of gasoline, exhaust and burned rubber, Mr. Theriault dispatched an aide to say he would not be able to speak with a reporter from The New York Times who had approached him for an interview because of the ''need to focus'' on the car race. His campaign also did not respond to several other requests for an interview.</w:t>
+        <w:t>And nobody's saying, "No, over there on the horizon, there is some new thing, this new thing that we're building together." I think that is the absolute global failure that I see, and it's way beyond the United States.</w:t>
         <w:br/>
-        <w:t xml:space="preserve">  Mr. Theriault's campaign has extended the ''flip-flop'' charge beyond guns in an effort to tie Mr. Golden to the Biden-Harris administration and national Democrats. He posts liberally on social media using flip-flop emojis and criticisms such as: ''Jared Golden flip-flopped on our inflation crisis,'' a reference to the Democrat's vote in 2022 in favor of the Inflation Reduction Act, which Mr. Theriault said is incentivizing offshore wind development at the expense of lobstermen.</w:t>
+        <w:t>The other thing is that we are living in this zero-sum moment where people think giving something to someone else means taking something away from me.</w:t>
         <w:br/>
-        <w:t xml:space="preserve">  He has drawn strong backing from loyal Republicans in the district -- even some who expressed personal affection for Mr. Golden -- who are eager to have someone from their own party represent them.</w:t>
+        <w:t>There was that moment where JD Vance was talking about how if immigrants made countries rich, then Springfield, Ohio, would be the richest city in the world, and the United States would be the richest country in the world. Well, news flash, the United States is the richest country in the world.</w:t>
         <w:br/>
-        <w:t xml:space="preserve">  Mr. Golden is ''not somebody I would vote for, but I like him personally,'' said Stephen Hall, a pastor who was shopping at a local farmer's market in Hampden.</w:t>
+        <w:t>McMillan Cottom: We are!</w:t>
         <w:br/>
-        <w:t xml:space="preserve">  It is less clear, though, whether Mr. Theriault is winning over the critical group of swing voters who are likely to decide the race.</w:t>
+        <w:t>Polgreen: So this idea of the zero sum, how do you get beyond that? Where does the idea of progress come from?</w:t>
         <w:br/>
-        <w:t xml:space="preserve">  In recent interviews around the district, several voters -- even those supporting Mr. Trump -- said their congressman was down-to-earth, approachable and an authentic Mainer.</w:t>
+        <w:t>McMillan Cottom: One of the things that JD Vance is actually very good at that Donald Trump is not as good at, is he figured out how to take something that is a problem about relative differences and make it feel like an absolute loss.</w:t>
         <w:br/>
-        <w:t xml:space="preserve">  ''He genuinely feels like he came from the working class and moved up the ranks,'' said Jonathan Sylvia, a Lewiston resident who described himself as ''pretty conservative'' and plans to vote for Mr. Trump and Mr. Golden. ''I mean, if he's doing the job and he's doing it right, why replace him?''</w:t>
+        <w:t>There are some relative losses, right? Sure, part of being a leader in a globalized society means that the United States has lost some direct power but still has a disproportionate share of soft power around the world, still dominates in economics and markets and in culture, by the way, which I don't think we pay enough attention to.</w:t>
         <w:br/>
-        <w:t xml:space="preserve">  At the Hampden market, Jen Blake, a meat vendor from Winterport, also says she plans to vote for Mr. Trump even though his personality is ''absolutely annoying'' and she ''cannot stand him.'' She said she ''hates politics'' and career politicians who ''lose touch with real people'' -- but sees no reason to vote out Mr. Golden. </w:t>
+        <w:t>But that relative loss, despite the fact that objectively, they are still doing OK, is enough when turned into anxiety and fear and aggression, which Donald Trump is very good at doing, feels like an emotional catharsis. And then JD Vance comes behind and says, "Not only are you losing, but yes, your loss is coming because someone else is gaining."</w:t>
         <w:br/>
-        <w:t xml:space="preserve">  ''He's relatable. He doesn't feel like a politician. He feels genuine, and he seems to actually care about everyday people,'' Ms. Blake said. ''And he's not wishy-washy. He tells you what he believes, and he sticks to it.''</w:t>
+        <w:t>What we do not have on the other side, to your point, is either a center or center-left and, I'd even argue, a Democratic center-right story that captures that emotion in the same kind of way. And I'm afraid that we took the wrong lessons from the last four years about the importance of the left to the Democratic Party in crafting that kind of message.</w:t>
         <w:br/>
+        <w:t>What we have said is, "Look, abolish the police failed. Americans don't want that. People don't want Occupy. We tried that. Your so-called identity politics failed."</w:t>
         <w:br/>
-        <w:t>https://www.nytimes.com/2024/10/26/us/elections/jared-golden-maine.html</w:t>
+        <w:t>And so we're going to retreat into this tinkering around the edges that you so eloquently described, because when we presented a grand vision that included some elements of what the left wants, America rejected it because we are more conservative than the left wants to believe.</w:t>
         <w:br/>
+        <w:t>What I think we should have taken from how Americans understood that message and how they responded was: Do better at that messaging. The fundamentals of the rising cost of housing, for example, do not change because you refuse to tell people a story about how you can make it better. They actually do want that story. They just didn't maybe like the one that we gave them.</w:t>
         <w:br/>
-        <w:t>Graphic</w:t>
+        <w:t>One of the things that is important for the left's role in the Democratic Party is writing that story. That's what populism on the right has done for the G.O.P., and the message we took was: Our populism on the left is too toxic and too dangerous for us to even entertain salvaging the best parts of their storytelling.</w:t>
         <w:br/>
+        <w:t>Polgreen: Yeah. And I think that the idea that the Democratic Party has to work within a set of defined rules of the existing order is just a brain disease.</w:t>
         <w:br/>
-        <w:t xml:space="preserve"> </w:t>
+        <w:t>The other thing is, abortion was supposed to be the thing that kind of rode into the rescue. There was a Reductress headline that said, "Nation Rejects Far-left Position of 'Woman.'"</w:t>
         <w:br/>
-        <w:t>PHOTOS: Representative Jared Golden at a brewery in Wilton, Maine, above, greeting supporters who had gathered to watch the New England Patriots game. Below left, the ruins of a demolished mill in Livermore Falls. Logging and mills were once a driving economic force in the state's 2nd Congressional District.</w:t>
+        <w:t>Let's talk about gender in this election, because this was supposed to be the one where white women were going to finally abandon the Republican Party and cede their self-interest.</w:t>
         <w:br/>
-        <w:t>JARED GOLDEN, a conservative-leaning Democrat in a swing district in Maine, is one of just five Democratic incumbents running for re-election in districts Mr. Trump won in 2020.</w:t>
+        <w:t>McMillan Cottom: Let me tell you.</w:t>
         <w:br/>
-        <w:t xml:space="preserve"> Austin Theriault, a former NASCAR driver, at a charity race in Maine, earlier this month. Mr. Theriault, a northern Maine native, was recruited by House Republicans to run against Mr. Golden. (PHOTOGRAPHS BY RYAN DAVID BROWN FOR THE NEW YORK TIMES) This article appeared in print on page A14.</w:t>
+        <w:t>Polgreen: And no, we are not going back. No more backroom abortions, women bleeding out in emergency room parking lots. What happened?</w:t>
+        <w:br/>
+        <w:t>McMillan Cottom: What happened is what always happens, which is why I kept saying to people, "Listen, I am hopeful on your behalf, but I do not have my own high hopes that you are going to see a mass exodus of white women from the Republican Party and from carrying the Republican line." Not even around abortion.</w:t>
+        <w:br/>
+        <w:t>I agree that women are angry and that they were angry across the ideological spectrum. But anger doesn't mean that they will make the same actions. Once you get to the realm of social action, your anger gets filtered through a whole lot of identities and through a whole lot of relationships.</w:t>
+        <w:br/>
+        <w:t>And at the end of the day, gender did matter, but it was how people thought gender should matter that mattered the most.</w:t>
+        <w:br/>
+        <w:t>If you looked out at the post-Dobbs reality and you're a conservative woman who may not be particularly religiously conservative and you do believe that women should have bodily autonomy — if you looked at that and you thought two things: One, my husband won't allow that to happen to our children, and two, this decision has been made; I now need to survive the decision.</w:t>
+        <w:br/>
+        <w:t>And if you want to survive Dobbs, there is a strong conservative case for saying, "OK, then you make better choices in a mate who won't put you in that position," and more important, you get enough economic security so that you can buy your way out of the consequences of Dobbs.</w:t>
+        <w:br/>
+        <w:t>And if that is how you're looking at gender — if you are feeling anxious about your security as a woman, hitching yourself to a man's economic security is actually a type of solution. It is certainly a solution that doesn't challenge your core identity as a conservative, as a soccer mom, as a mama bear. You get to keep all of those identities.</w:t>
+        <w:br/>
+        <w:t>Polgreen: Yeah. The other demographic that I think the Democrats have traditionally banked on was young people. And one of the places where I'd love to hear your perspective on this as someone who's on campus and who's been dealing with this. I've been spending a lot of time thinking about and writing about the war in Gaza and how that is playing out in the hearts and minds of young Americans.</w:t>
+        <w:br/>
+        <w:t>And I have to say that the way in which the campaign bear-hugged the Cheneys —</w:t>
+        <w:br/>
+        <w:t>McMillan Cottom: I thought it was such a mistake.</w:t>
+        <w:br/>
+        <w:t>Polgreen: And just gave the middle finger to the uncommitted movement. The reality is that there was just a complete and total theory of the case that was "We can just ignore this." So what went wrong here?</w:t>
+        <w:br/>
+        <w:t>McMillan Cottom: I think there are two sides of that, because there's also a youth conservative movement.</w:t>
+        <w:br/>
+        <w:t>On the one side, I think there's been a level of organizing young conservative people's interests to the benefit of the Republican Party. Especially sanitizing Trump for them in a way that makes voting for him palatable.</w:t>
+        <w:br/>
+        <w:t>On the other side, the complete disavowal of young — now, I won't even call them leftists; I would actually just call them young moral voters — and theirs, to be fair, is a morally righteous cause. It is the mass death and destruction of people across the world.</w:t>
+        <w:br/>
+        <w:t>I think that's fair. And it is fair to think that your electeds, if not capable of changing the geopolitics, should at least acknowledge why you are so angry about this.</w:t>
+        <w:br/>
+        <w:t>To your point, people may not vote on foreign policy; they do vote on apathy. I think it will go down as a major mistake. I think it will go down as really an arrogance and a hubris on their part that I thought was really unfounded.</w:t>
+        <w:br/>
+        <w:t>You lost to Donald Trump a few years ago, how dare you have any hubris about thinking you can write off parts of the Democratic base? I thought that was ridiculous. And I also think they underestimated how well the Republicans are doing with young voters on the other side.</w:t>
+        <w:br/>
+        <w:t>Polgreen: I think that's right.</w:t>
+        <w:br/>
+        <w:t>So what happens now to the Democratic coalition? Where do we go from here? Because I don't think that it's simply a matter of getting the gang back together again. I wonder if there are generative possibilities in the breakups of these coalitions? Does depolarization by race and by class and by gender and by geography — does that create opportunities?</w:t>
+        <w:br/>
+        <w:t>McMillan Cottom: Yes. Thank you for putting it that way, because I actually think if there is a hopeful glimmer, it is that.</w:t>
+        <w:br/>
+        <w:t>One of the things that has happened is that I think the categories that we have relied on to sort of do this consumer approach to dividing up the electorate so that we can tailor a message to your particular needs — those categories are crumbling.</w:t>
+        <w:br/>
+        <w:t>I think one of the challenges that the Democratic Party has is that it is going to have to rediscover the language of class and not what class meant in the 1960s but the understanding that, really, the working class today is women and women of color. And so, yeah, building a new factory actually is not responding to their economic needs.</w:t>
+        <w:br/>
+        <w:t>Polgreen: We're going to have a lot of people listening to this who are really down in the dumps, disappointed by the results and wondering where to go next. I'm curious: Your students are going to ask you this, right? What are you going to tell them, and what would you tell our listeners and readers?</w:t>
+        <w:br/>
+        <w:t>McMillan Cottom: I think maybe I would tell them both the same thing, because in moments like this we're all kind of students, in the sense that we are looking for someone to help us make sense of the world, and what I have said to them before and what I will say to them in class on Tuesday if they are listening is, "You know how to do this. You may not believe you know how, but you actually have already done this. We have lived through this once before."</w:t>
+        <w:br/>
+        <w:t>That is not to say that there is not a great existential threat and danger. I think there is, and I've always thought there was. But I think it's important to remember something my mentor told me years ago, when I would be despondent about reparations programs or something and I'd say, "This thing is never going to happen." And he said to me, "Yeah, that's what they once said about ending slavery, Tressie."</w:t>
+        <w:br/>
+        <w:t>The thing is, you don't know your moment in history until it's long gone. So you can't treat things like you know your moment in history. You really do have to operate as if tomorrow is happening.</w:t>
+        <w:br/>
+        <w:t>If you want to feel empowered to do something, know that history actually is only written after the things are settled, and it is our job to settle them. I think Donald Trump is not the last gasp of the G.O.P.'s descent into chaos and madness, but he is a sign that it's the only strategy they have. They only have one tool.</w:t>
+        <w:br/>
+        <w:t>If there's an upside today, it's that, yeah, the tool worked this time, but they only have one. That means there is plenty of opportunity here to build more and better tools, and that's our job right now.</w:t>
+        <w:br/>
+        <w:t>Polgreen: I totally agree. Tressie, I don't know about you, but I feel a little better just hearing your voice. Thanks so much for talking with me today.</w:t>
+        <w:br/>
+        <w:t>McMillan Cottom: Thanks for having me.</w:t>
+        <w:br/>
+        <w:t>Thoughts? Email us at theopinions@nytimes.com.</w:t>
+        <w:br/>
+        <w:t>This episode of "The Opinions" was produced by Vishakha Darbha. It was edited by Alison Bruzek and Kaari Pitkin. Mixing by Sonia Herrero. Original music by Carole Sabouraud, Isaac Jones and Pat McCusker. Fact-checking by Marge Marge Locker and Kate Sinclair. Audience strategy by Shannon Busta and Kristina Samulewski. Our executive producer is Annie-Rose Strasser.</w:t>
+        <w:br/>
+        <w:t>The Times is committed to publishing a diversity of letters to the editor. We'd like to hear what you think about this or any of our articles. Here are some tips. And here's our email: letters@nytimes.com.</w:t>
+        <w:br/>
+        <w:t>Follow the New York Times Opinion section on Facebook, Instagram, TikTok, WhatsApp, X and Threads.</w:t>
+        <w:br/>
+        <w:t>PHOTO:  (PHOTOGRAPH BY Illustration by The New York Times; photograph by RobinOlimb/Getty FOR THE NEW YORK TIMES)</w:t>
       </w:r>
     </w:p>
     <w:sectPr>

--- a/example_articles/states/Nebraska/3.states_Nebraska_New_York_Times.docx
+++ b/example_articles/states/Nebraska/3.states_Nebraska_New_York_Times.docx
@@ -7,7 +7,7 @@
         <w:pStyle w:val="Heading1"/>
       </w:pPr>
       <w:r>
-        <w:t>Democrats Had a Theory of the Election. They Were Wrong.</w:t>
+        <w:t>In Nebraska, A Democrat Lifts Hopes</w:t>
       </w:r>
     </w:p>
     <w:p>
@@ -17,12 +17,12 @@
     </w:p>
     <w:p>
       <w:r>
-        <w:t>Date: 2024-11-07</w:t>
+        <w:t>Date: 2024-10-22</w:t>
       </w:r>
     </w:p>
     <w:p>
       <w:r>
-        <w:t>Section: OPINION</w:t>
+        <w:t>Section: Section A; Column 0; National Desk; Pg. 13</w:t>
       </w:r>
     </w:p>
     <w:p>
@@ -49,155 +49,46 @@
     </w:p>
     <w:p>
       <w:r>
-        <w:t>The New York Times Opinion columnists Lydia Polgreen and Tressie McMillan Cottom discuss what was revealed about America on Tuesday, why the Democrats failed and what individuals can do about the future.</w:t>
+        <w:t>Tony Vargas, a Democrat vying to become the state's first Latino representative, lost to Don Bacon, the Republican incumbent, in 2022. But the presidential election could help him in his rematch.</w:t>
         <w:br/>
-        <w:t>Below is an edited transcript of an episode of "The Opinions." We recommend listening to it in its original form for the full effect. You can do so using the player above or on the NYT Audio App, Apple, Spotify, Amazon Music, YouTube, iHeartRadio or wherever you get your podcasts.</w:t>
+        <w:t xml:space="preserve">The crowd of 1,400 people gathered on Saturday at an outdoor amphitheater in Omaha was waiting for Tim Walz, the jocular Minnesota governor running for vice president. But it was another Democrat looking to make history who drew the first standing ovation of the evening. </w:t>
         <w:br/>
-        <w:t>Lydia Polgreen: I'm Lydia Polgreen, a columnist for The New York Times.</w:t>
+        <w:t xml:space="preserve">  ''Tony, Tony, Tony,'' the audience erupted as Tony Vargas, a state senator, stood at the lectern. </w:t>
         <w:br/>
-        <w:t>Tressie McMillan Cottom: And I am Tressie McMillan Cottom, also a columnist here at The New York Times.</w:t>
+        <w:t xml:space="preserve">  ''You really know how to make someone feel very, very welcome,'' he said.</w:t>
         <w:br/>
-        <w:t>Polgreen: On Tuesday we found out that the nation really, really wanted a change. Not only did Donald Trump take the presidency, but Republicans took the Senate and made gains in blue states like my home state of New York and big gains in New York City, too.</w:t>
+        <w:t xml:space="preserve">  Mr. Vargas, 40, is vying to become the first Latino to represent Nebraska in Congress, and he has become one of the most notable Democratic candidates on the rise as he competes in a heated House race at the center of national attention.</w:t>
         <w:br/>
-        <w:t>Before we dive into big ideas and a what-this-means and future-facing discussion, let's just check in. How are you feeling today, Tressie?</w:t>
+        <w:t xml:space="preserve">  In 2022, when Mr. Vargas first challenged Representative Don Bacon, a Republican, he lost by less than three percentage points, not even 6,000 votes. Now, their rematch is taking place in the middle of a tightly contested presidential election, and Mr. Bacon's 2nd District appears to be swinging in Vice President Kamala Harris's direction, bringing tailwinds for Democratic candidates down the ballot like Mr. Vargas.</w:t>
         <w:br/>
-        <w:t>McMillan Cottom: I am feeling exhausted, as I suspect many of us are this morning. I wish I could say I was feeling surprised, Lydia. I'm not surprised. I take no pleasure in having thought going into the election that this was Trump's election to lose. I really, really wanted to be wrong, and I really wanted to be surprised.</w:t>
+        <w:t xml:space="preserve">  Nebraska is solidly Republican, but the 2nd District, which encompasses Omaha and is known as Nebraska's blue dot, is a swing region that voted for Barack Obama in 2008 and Joseph R. Biden Jr. in 2020. Biden won with 56.4 percent of the vote.</w:t>
         <w:br/>
-        <w:t>And so part of the sort of despondency for me this morning is that things are exactly as I thought they are. You talk about the electorate wanting a change, and in some ways what I think they wanted was a return.</w:t>
+        <w:t xml:space="preserve">  A coveted victory there could help sway control of Congress, as well as decide the next president. Nebraska is one of two states (along with Maine) that award an electoral vote to the winner of each congressional district. That vote could be of such national consequence this year that Republican allies of former President Donald J. Trump in the Nebraska Legislature have been unsuccessfully pushing to change how it is awarded.</w:t>
         <w:br/>
-        <w:t>I don't live in New York full time, I live in the South. I spent a lot of time with working-class people, people living in the mountains and rural parts of the country. And I also saw a sort of acceptance and integration of Donald Trump's vision of an America where no one has to give up anything to win. And it appeals a lot to Hispanic voters, to working-class voters, especially working-class men. It appealed a lot to people in rural parts of the state of all races. That concerned me and concerned me the entire campaign.</w:t>
+        <w:t xml:space="preserve">  Omaha Democrats have been showing their support for the Harris-Walz ticket with campaign signs in their yards emblazoned with a single blue dot.</w:t>
         <w:br/>
-        <w:t>Polgreen: I think I was a bit more optimistic, in part because, to me, this election really turned on this question of who has a stake in the system as it currently exists and who feels that they could benefit from just blowing it all up.</w:t>
+        <w:t xml:space="preserve">  As Mr. Vargas helped open for Mr. Walz on Saturday, two surrogates for Mr. Trump's campaign -- Robert F. Kennedy Jr., the onetime presidential candidate, and former Representative Tulsi Gabbard of Hawaii -- were making their own appearances at a downtown Omaha hotel.</w:t>
         <w:br/>
-        <w:t>This was a big thing that came up for me in 2016 when Bernie Sanders was running. I ultimately thought Bernie was not going to be able to win because there are just too many people who have 401(k)s who think, like, "If this guy is elected, tomorrow, my 401(k) is going to be worth 40 percent of what it is now, and I know I can't count on Social Security." So that sense of having a stake in the status quo — and the Harris campaign, if it was about anything, it was about a kind of "What we got ain't perfect, but we got to hold on to it."</w:t>
+        <w:t xml:space="preserve">  Mr. Vargas, the son of Peruvian immigrants, has been drawing on his background to connect with working-class voters. He has been running on pledges to pass a middle-class tax cut and keep prescription costs low, and has sought to cast Mr. Bacon as too closely aligned to Mr. Trump and too far to the right on issues like abortion rights.</w:t>
         <w:br/>
-        <w:t>I think I felt hopeful that here we had a generic Democrat who had these plain vanilla policies that were not that exciting. They tried to address around the edges some of the issues that people needed from government.</w:t>
+        <w:t xml:space="preserve">  Mr. Bacon, a retired general, has been leaning on his foreign policy credentials and his record. In an interview, Mr. Bacon said most people in his district would find Mr. Vargas's attempts to characterize him as a Trump extremist as ''laughable.'' Mr. Bacon added that he disagreed with Mr. Trump on important issues such as the Jan. 6 attack on the U.S. Capitol and Mr. Trump's treatment of Vice President Mike Pence. He had also voted to certify the 2020 presidential election and in favor of bipartisan legislation, including President Biden's signature infrastructure bill, which Mr. Bacon said he helped shape in the House.</w:t>
         <w:br/>
-        <w:t>I thought maybe that could work. Maybe there's just enough chaos, just enough of a sense that this is too dangerous. That gamble was just wrong, and ultimately you were right.</w:t>
+        <w:t xml:space="preserve">  On Saturday, Mr. Vargas joined Mr. Walz onstage, casting Mr. Trump as a dangerous and divisive force in American politics and urging Democrats to head to the polls ''to rebuild democracy.''</w:t>
         <w:br/>
-        <w:t>McMillan Cottom: Again, I take no pleasure in that because if I am right, I am right because I thought — and now have evidence — that the anger that Americans feel cannot be directed toward the truth.</w:t>
+        <w:t xml:space="preserve">  In an interview earlier at the amphitheater, Mr. Vargas said his team had knocked on more doors than they had at the same point in the last election, and that his campaign was drawing energy from a broader array of voters, including independents and Republicans. He said his closing pitch was a call to boot out Mr. Trump's Republican ''extremists and enablers.''</w:t>
         <w:br/>
-        <w:t>Polgreen: Yeah.</w:t>
+        <w:t xml:space="preserve">  ''Congress can't get anything done,'' he said. ''We need a Congress that can actually focus on working-class, middle-class issues.''</w:t>
         <w:br/>
-        <w:t>McMillan Cottom: I think there's a lot of anxiety and anger, and I reject this whole economic anxiety argument — not because it doesn't have some empirical truth to it but the way it's been misused to paper over racial differences and gender differences, etc.</w:t>
         <w:br/>
-        <w:t>But there is something to the fact that there is a deep wellspring of anxiety about the fundamentals of American social institutions not being sustainable, not being predictable — to your point about a 401(k).</w:t>
+        <w:t>https://www.nytimes.com/2024/10/20/us/politics/nebraska-walz-tony-vargas.html</w:t>
         <w:br/>
-        <w:t>When people are talking about housing costs, when they are talking about inflation, even when they're talking about the price of eggs, what they are talking about is an anxiety about their ability to predict their security into the near and distant future.</w:t>
         <w:br/>
-        <w:t>I always thought that there was a way and an opportunity for Democrats to reclaim a righteous anger. What Donald Trump has done on the other side is he's given a story, a clear, by the way, articulate story about toxic anger. A way to direct that anger and that anxiety in a toxic direction.</w:t>
+        <w:t>Graphic</w:t>
         <w:br/>
-        <w:t>Polgreen: One hundred percent. I think that the reality is that we're in this political moment where the right is offering a very clear story about where we're going, and where we're going is backward. "We're going to make America great again." It's a mythical time. It's fake. It's lies.</w:t>
         <w:br/>
-        <w:t>America has always been what it is. It's always been this hot mess. There have always been people who've been left out of the story. There's always been inequality. All of these things have always existed. But as long as you can project yourself as subject — and you could be a Latino man, you could be an undocumented migrant — and you could project yourself into that story, into that glorious past.</w:t>
+        <w:t xml:space="preserve"> </w:t>
         <w:br/>
-        <w:t>And the only antidote to that kind of story is a story about the future, a story about progress. And "progress" has become a dirty word. And there is no party on the center-right or the center-left anywhere in the world that is offering anything but a politics of amelioration.</w:t>
-        <w:br/>
-        <w:t>All they're saying is, "We're going to tinker around the edges. We're going to find a way to hold on to the elements of globalization that work. We're going to find a way to hold on to the technology" — to all of these things that have fundamentally left people feeling alienated and alone and scared about the future.</w:t>
-        <w:br/>
-        <w:t>And nobody's saying, "No, over there on the horizon, there is some new thing, this new thing that we're building together." I think that is the absolute global failure that I see, and it's way beyond the United States.</w:t>
-        <w:br/>
-        <w:t>The other thing is that we are living in this zero-sum moment where people think giving something to someone else means taking something away from me.</w:t>
-        <w:br/>
-        <w:t>There was that moment where JD Vance was talking about how if immigrants made countries rich, then Springfield, Ohio, would be the richest city in the world, and the United States would be the richest country in the world. Well, news flash, the United States is the richest country in the world.</w:t>
-        <w:br/>
-        <w:t>McMillan Cottom: We are!</w:t>
-        <w:br/>
-        <w:t>Polgreen: So this idea of the zero sum, how do you get beyond that? Where does the idea of progress come from?</w:t>
-        <w:br/>
-        <w:t>McMillan Cottom: One of the things that JD Vance is actually very good at that Donald Trump is not as good at, is he figured out how to take something that is a problem about relative differences and make it feel like an absolute loss.</w:t>
-        <w:br/>
-        <w:t>There are some relative losses, right? Sure, part of being a leader in a globalized society means that the United States has lost some direct power but still has a disproportionate share of soft power around the world, still dominates in economics and markets and in culture, by the way, which I don't think we pay enough attention to.</w:t>
-        <w:br/>
-        <w:t>But that relative loss, despite the fact that objectively, they are still doing OK, is enough when turned into anxiety and fear and aggression, which Donald Trump is very good at doing, feels like an emotional catharsis. And then JD Vance comes behind and says, "Not only are you losing, but yes, your loss is coming because someone else is gaining."</w:t>
-        <w:br/>
-        <w:t>What we do not have on the other side, to your point, is either a center or center-left and, I'd even argue, a Democratic center-right story that captures that emotion in the same kind of way. And I'm afraid that we took the wrong lessons from the last four years about the importance of the left to the Democratic Party in crafting that kind of message.</w:t>
-        <w:br/>
-        <w:t>What we have said is, "Look, abolish the police failed. Americans don't want that. People don't want Occupy. We tried that. Your so-called identity politics failed."</w:t>
-        <w:br/>
-        <w:t>And so we're going to retreat into this tinkering around the edges that you so eloquently described, because when we presented a grand vision that included some elements of what the left wants, America rejected it because we are more conservative than the left wants to believe.</w:t>
-        <w:br/>
-        <w:t>What I think we should have taken from how Americans understood that message and how they responded was: Do better at that messaging. The fundamentals of the rising cost of housing, for example, do not change because you refuse to tell people a story about how you can make it better. They actually do want that story. They just didn't maybe like the one that we gave them.</w:t>
-        <w:br/>
-        <w:t>One of the things that is important for the left's role in the Democratic Party is writing that story. That's what populism on the right has done for the G.O.P., and the message we took was: Our populism on the left is too toxic and too dangerous for us to even entertain salvaging the best parts of their storytelling.</w:t>
-        <w:br/>
-        <w:t>Polgreen: Yeah. And I think that the idea that the Democratic Party has to work within a set of defined rules of the existing order is just a brain disease.</w:t>
-        <w:br/>
-        <w:t>The other thing is, abortion was supposed to be the thing that kind of rode into the rescue. There was a Reductress headline that said, "Nation Rejects Far-left Position of 'Woman.'"</w:t>
-        <w:br/>
-        <w:t>Let's talk about gender in this election, because this was supposed to be the one where white women were going to finally abandon the Republican Party and cede their self-interest.</w:t>
-        <w:br/>
-        <w:t>McMillan Cottom: Let me tell you.</w:t>
-        <w:br/>
-        <w:t>Polgreen: And no, we are not going back. No more backroom abortions, women bleeding out in emergency room parking lots. What happened?</w:t>
-        <w:br/>
-        <w:t>McMillan Cottom: What happened is what always happens, which is why I kept saying to people, "Listen, I am hopeful on your behalf, but I do not have my own high hopes that you are going to see a mass exodus of white women from the Republican Party and from carrying the Republican line." Not even around abortion.</w:t>
-        <w:br/>
-        <w:t>I agree that women are angry and that they were angry across the ideological spectrum. But anger doesn't mean that they will make the same actions. Once you get to the realm of social action, your anger gets filtered through a whole lot of identities and through a whole lot of relationships.</w:t>
-        <w:br/>
-        <w:t>And at the end of the day, gender did matter, but it was how people thought gender should matter that mattered the most.</w:t>
-        <w:br/>
-        <w:t>If you looked out at the post-Dobbs reality and you're a conservative woman who may not be particularly religiously conservative and you do believe that women should have bodily autonomy — if you looked at that and you thought two things: One, my husband won't allow that to happen to our children, and two, this decision has been made; I now need to survive the decision.</w:t>
-        <w:br/>
-        <w:t>And if you want to survive Dobbs, there is a strong conservative case for saying, "OK, then you make better choices in a mate who won't put you in that position," and more important, you get enough economic security so that you can buy your way out of the consequences of Dobbs.</w:t>
-        <w:br/>
-        <w:t>And if that is how you're looking at gender — if you are feeling anxious about your security as a woman, hitching yourself to a man's economic security is actually a type of solution. It is certainly a solution that doesn't challenge your core identity as a conservative, as a soccer mom, as a mama bear. You get to keep all of those identities.</w:t>
-        <w:br/>
-        <w:t>Polgreen: Yeah. The other demographic that I think the Democrats have traditionally banked on was young people. And one of the places where I'd love to hear your perspective on this as someone who's on campus and who's been dealing with this. I've been spending a lot of time thinking about and writing about the war in Gaza and how that is playing out in the hearts and minds of young Americans.</w:t>
-        <w:br/>
-        <w:t>And I have to say that the way in which the campaign bear-hugged the Cheneys —</w:t>
-        <w:br/>
-        <w:t>McMillan Cottom: I thought it was such a mistake.</w:t>
-        <w:br/>
-        <w:t>Polgreen: And just gave the middle finger to the uncommitted movement. The reality is that there was just a complete and total theory of the case that was "We can just ignore this." So what went wrong here?</w:t>
-        <w:br/>
-        <w:t>McMillan Cottom: I think there are two sides of that, because there's also a youth conservative movement.</w:t>
-        <w:br/>
-        <w:t>On the one side, I think there's been a level of organizing young conservative people's interests to the benefit of the Republican Party. Especially sanitizing Trump for them in a way that makes voting for him palatable.</w:t>
-        <w:br/>
-        <w:t>On the other side, the complete disavowal of young — now, I won't even call them leftists; I would actually just call them young moral voters — and theirs, to be fair, is a morally righteous cause. It is the mass death and destruction of people across the world.</w:t>
-        <w:br/>
-        <w:t>I think that's fair. And it is fair to think that your electeds, if not capable of changing the geopolitics, should at least acknowledge why you are so angry about this.</w:t>
-        <w:br/>
-        <w:t>To your point, people may not vote on foreign policy; they do vote on apathy. I think it will go down as a major mistake. I think it will go down as really an arrogance and a hubris on their part that I thought was really unfounded.</w:t>
-        <w:br/>
-        <w:t>You lost to Donald Trump a few years ago, how dare you have any hubris about thinking you can write off parts of the Democratic base? I thought that was ridiculous. And I also think they underestimated how well the Republicans are doing with young voters on the other side.</w:t>
-        <w:br/>
-        <w:t>Polgreen: I think that's right.</w:t>
-        <w:br/>
-        <w:t>So what happens now to the Democratic coalition? Where do we go from here? Because I don't think that it's simply a matter of getting the gang back together again. I wonder if there are generative possibilities in the breakups of these coalitions? Does depolarization by race and by class and by gender and by geography — does that create opportunities?</w:t>
-        <w:br/>
-        <w:t>McMillan Cottom: Yes. Thank you for putting it that way, because I actually think if there is a hopeful glimmer, it is that.</w:t>
-        <w:br/>
-        <w:t>One of the things that has happened is that I think the categories that we have relied on to sort of do this consumer approach to dividing up the electorate so that we can tailor a message to your particular needs — those categories are crumbling.</w:t>
-        <w:br/>
-        <w:t>I think one of the challenges that the Democratic Party has is that it is going to have to rediscover the language of class and not what class meant in the 1960s but the understanding that, really, the working class today is women and women of color. And so, yeah, building a new factory actually is not responding to their economic needs.</w:t>
-        <w:br/>
-        <w:t>Polgreen: We're going to have a lot of people listening to this who are really down in the dumps, disappointed by the results and wondering where to go next. I'm curious: Your students are going to ask you this, right? What are you going to tell them, and what would you tell our listeners and readers?</w:t>
-        <w:br/>
-        <w:t>McMillan Cottom: I think maybe I would tell them both the same thing, because in moments like this we're all kind of students, in the sense that we are looking for someone to help us make sense of the world, and what I have said to them before and what I will say to them in class on Tuesday if they are listening is, "You know how to do this. You may not believe you know how, but you actually have already done this. We have lived through this once before."</w:t>
-        <w:br/>
-        <w:t>That is not to say that there is not a great existential threat and danger. I think there is, and I've always thought there was. But I think it's important to remember something my mentor told me years ago, when I would be despondent about reparations programs or something and I'd say, "This thing is never going to happen." And he said to me, "Yeah, that's what they once said about ending slavery, Tressie."</w:t>
-        <w:br/>
-        <w:t>The thing is, you don't know your moment in history until it's long gone. So you can't treat things like you know your moment in history. You really do have to operate as if tomorrow is happening.</w:t>
-        <w:br/>
-        <w:t>If you want to feel empowered to do something, know that history actually is only written after the things are settled, and it is our job to settle them. I think Donald Trump is not the last gasp of the G.O.P.'s descent into chaos and madness, but he is a sign that it's the only strategy they have. They only have one tool.</w:t>
-        <w:br/>
-        <w:t>If there's an upside today, it's that, yeah, the tool worked this time, but they only have one. That means there is plenty of opportunity here to build more and better tools, and that's our job right now.</w:t>
-        <w:br/>
-        <w:t>Polgreen: I totally agree. Tressie, I don't know about you, but I feel a little better just hearing your voice. Thanks so much for talking with me today.</w:t>
-        <w:br/>
-        <w:t>McMillan Cottom: Thanks for having me.</w:t>
-        <w:br/>
-        <w:t>Thoughts? Email us at theopinions@nytimes.com.</w:t>
-        <w:br/>
-        <w:t>This episode of "The Opinions" was produced by Vishakha Darbha. It was edited by Alison Bruzek and Kaari Pitkin. Mixing by Sonia Herrero. Original music by Carole Sabouraud, Isaac Jones and Pat McCusker. Fact-checking by Marge Marge Locker and Kate Sinclair. Audience strategy by Shannon Busta and Kristina Samulewski. Our executive producer is Annie-Rose Strasser.</w:t>
-        <w:br/>
-        <w:t>The Times is committed to publishing a diversity of letters to the editor. We'd like to hear what you think about this or any of our articles. Here are some tips. And here's our email: letters@nytimes.com.</w:t>
-        <w:br/>
-        <w:t>Follow the New York Times Opinion section on Facebook, Instagram, TikTok, WhatsApp, X and Threads.</w:t>
-        <w:br/>
-        <w:t>PHOTO:  (PHOTOGRAPH BY Illustration by The New York Times; photograph by RobinOlimb/Getty FOR THE NEW YORK TIMES)</w:t>
+        <w:t>This article appeared in print on page A13.</w:t>
       </w:r>
     </w:p>
     <w:sectPr>

--- a/example_articles/states/Nebraska/3.states_Nebraska_New_York_Times.docx
+++ b/example_articles/states/Nebraska/3.states_Nebraska_New_York_Times.docx
@@ -7,7 +7,7 @@
         <w:pStyle w:val="Heading1"/>
       </w:pPr>
       <w:r>
-        <w:t>In Nebraska, A Democrat Lifts Hopes</w:t>
+        <w:t>A Sleeper Senate Race Tightens in Nebraska as an Independent Gains</w:t>
       </w:r>
     </w:p>
     <w:p>
@@ -17,17 +17,17 @@
     </w:p>
     <w:p>
       <w:r>
-        <w:t>Date: 2024-10-22</w:t>
+        <w:t>Date: 2024-10-23</w:t>
       </w:r>
     </w:p>
     <w:p>
       <w:r>
-        <w:t>Section: Section A; Column 0; National Desk; Pg. 13</w:t>
+        <w:t>Section: US; politics</w:t>
       </w:r>
     </w:p>
     <w:p>
       <w:r>
-        <w:t>Source file: NYT/1.DOCX</w:t>
+        <w:t>Source file: NYT/2.DOCX</w:t>
       </w:r>
     </w:p>
     <w:p>
@@ -49,46 +49,61 @@
     </w:p>
     <w:p>
       <w:r>
-        <w:t>Tony Vargas, a Democrat vying to become the state's first Latino representative, lost to Don Bacon, the Republican incumbent, in 2022. But the presidential election could help him in his rematch.</w:t>
+        <w:t>At a recent series of campaign stops in small-town Nebraska, Dan Osborn, the little-known labor leader and car mechanic who is running for Senate as an independent, made his pitch to voters in the form of an allegory about the mice who elect cats to represent them.</w:t>
         <w:br/>
-        <w:t xml:space="preserve">The crowd of 1,400 people gathered on Saturday at an outdoor amphitheater in Omaha was waiting for Tim Walz, the jocular Minnesota governor running for vice president. But it was another Democrat looking to make history who drew the first standing ovation of the evening. </w:t>
+        <w:t>As Mr. Osborn tells it, the mice keep voting for different breeds of cats in the hope that one will make good on their promises to make things better, but none ever do. Eventually, the mice realize that their real problem is not which cat they elect — it's that they keep electing cats in the first place.</w:t>
         <w:br/>
-        <w:t xml:space="preserve">  ''Tony, Tony, Tony,'' the audience erupted as Tony Vargas, a state senator, stood at the lectern. </w:t>
+        <w:t>"We have to stop electing cats," Mr. Osborn told about 50 supporters who had gathered in his campaign's new field office in downtown Kearney on a recent Sunday afternoon, one of four opened weeks before Election Day as part of a last-minute campaign sprint. "We are ruled by the millionaire and billionaire class that are inoculated from the very laws that they make."</w:t>
         <w:br/>
-        <w:t xml:space="preserve">  ''You really know how to make someone feel very, very welcome,'' he said.</w:t>
+        <w:t>The populist appeal — in which members of both major political parties are cast as feline villains and Mr. Osborn as one of the preyed-upon rodents — has helped propel his challenge to Senator Deb Fischer, a second-term Republican who until recently had appeared to be on a glide path to re-election. Now, polls show the two in a tightening race that could potentially sway the balance of power in the Senate.</w:t>
         <w:br/>
-        <w:t xml:space="preserve">  Mr. Vargas, 40, is vying to become the first Latino to represent Nebraska in Congress, and he has become one of the most notable Democratic candidates on the rise as he competes in a heated House race at the center of national attention.</w:t>
+        <w:t>Over the past two decades, Republicans have consolidated a near monopoly in the Great Plains, a shift across a stretch of prairie once dominated by Democrats that could become complete in November if Senator Jon Tester of Montana loses his seat.</w:t>
         <w:br/>
-        <w:t xml:space="preserve">  In 2022, when Mr. Vargas first challenged Representative Don Bacon, a Republican, he lost by less than three percentage points, not even 6,000 votes. Now, their rematch is taking place in the middle of a tightly contested presidential election, and Mr. Bacon's 2nd District appears to be swinging in Vice President Kamala Harris's direction, bringing tailwinds for Democratic candidates down the ballot like Mr. Vargas.</w:t>
+        <w:t>But this year, Nebraska has thrown Republicans for a loop. Mr. Osborn's dark-horse, grass-roots campaign has transformed what was expected to be a sleepy race into a late-breaking and high-stakes clash that has forced Ms. Fischer and her allies to invest millions of dollars to avoid an upset.</w:t>
         <w:br/>
-        <w:t xml:space="preserve">  Nebraska is solidly Republican, but the 2nd District, which encompasses Omaha and is known as Nebraska's blue dot, is a swing region that voted for Barack Obama in 2008 and Joseph R. Biden Jr. in 2020. Biden won with 56.4 percent of the vote.</w:t>
+        <w:t>In the Omaha suburbs, one of Republicans' most battle-tested incumbents in Congress, Representative Don Bacon, is facing stiff headwinds, thanks to his party's lurch to the right and his recent endorsement of eliminating a provision that awards an electoral vote to the party that wins his district. The result has been an influx of cash into Mr. Bacon's increasingly liberal district, leaving him in an uphill fight for political survival.</w:t>
         <w:br/>
-        <w:t xml:space="preserve">  A coveted victory there could help sway control of Congress, as well as decide the next president. Nebraska is one of two states (along with Maine) that award an electoral vote to the winner of each congressional district. That vote could be of such national consequence this year that Republican allies of former President Donald J. Trump in the Nebraska Legislature have been unsuccessfully pushing to change how it is awarded.</w:t>
+        <w:t>In the Senate contest, Mr. Osborn is tapping into a well of discontent with Congress and leaning on his status as a political newcomer and his background as a union laborer to appeal to working-class voters from across the political spectrum. He has eschewed any connection with Democrats, rejecting an endorsement from the Nebraska Democratic Party this year and insisting that he would not caucus with either party if elected.</w:t>
         <w:br/>
-        <w:t xml:space="preserve">  Omaha Democrats have been showing their support for the Harris-Walz ticket with campaign signs in their yards emblazoned with a single blue dot.</w:t>
+        <w:t>That has not stopped Ms. Fischer from labeling him as a "Democrat in disguise." Mr. Osborn's deep experience in the labor movement — he is best known for leading 500 of his workers out of a Kellogg's cereal plant in Omaha and onto a picket line — and his support for codifying abortion rights into federal law seem to indicate that he would side with Democrats on at least some major economic and social issues.</w:t>
         <w:br/>
-        <w:t xml:space="preserve">  As Mr. Vargas helped open for Mr. Walz on Saturday, two surrogates for Mr. Trump's campaign -- Robert F. Kennedy Jr., the onetime presidential candidate, and former Representative Tulsi Gabbard of Hawaii -- were making their own appearances at a downtown Omaha hotel.</w:t>
+        <w:t xml:space="preserve">Still, Mr. Osborn appears to be drawing interest among voters of different political stripes. At recent events, several attendees said they planned to vote for former President Donald J. Trump, and a few indicated they were supporters of Vice President Kamala Harris. </w:t>
         <w:br/>
-        <w:t xml:space="preserve">  Mr. Vargas, the son of Peruvian immigrants, has been drawing on his background to connect with working-class voters. He has been running on pledges to pass a middle-class tax cut and keep prescription costs low, and has sought to cast Mr. Bacon as too closely aligned to Mr. Trump and too far to the right on issues like abortion rights.</w:t>
+        <w:t xml:space="preserve">Ms. Fischer, a former school board member and state lawmaker whose family owns a cattle ranch, won both of her previous Senate races by double-digit margins and has kept a relatively low profile since taking office. She has voted multiple times to repeal the Affordable Care Act. Soon after taking office in 2013, she cosponsored the Life at Conception Act, which would have effectively outlawed all abortions without exception and aspects of certain fertility treatments, such as in vitro fertilization. Ms. Fischer, who praises the overturning of Roe v. Wade, has said in recent weeks that she would support exceptions to an abortion ban for cases of rape and incest and to protect the life of the mother. </w:t>
         <w:br/>
-        <w:t xml:space="preserve">  Mr. Bacon, a retired general, has been leaning on his foreign policy credentials and his record. In an interview, Mr. Bacon said most people in his district would find Mr. Vargas's attempts to characterize him as a Trump extremist as ''laughable.'' Mr. Bacon added that he disagreed with Mr. Trump on important issues such as the Jan. 6 attack on the U.S. Capitol and Mr. Trump's treatment of Vice President Mike Pence. He had also voted to certify the 2020 presidential election and in favor of bipartisan legislation, including President Biden's signature infrastructure bill, which Mr. Bacon said he helped shape in the House.</w:t>
+        <w:t>Mr. Osborn, who enlisted in the Navy after high school and served in the Nebraska Army National Guard, has pitched himself as a consensus-builder across party lines. At his recent events, he described how he tried to make the Kellogg's strike a nonpartisan issue by persuading Mr. Bacon to walk the picket line with the workers and Pete Ricketts, the governor at the time, to write a letter to company executives urging them to make a deal. (Mr. Ricketts, a Republican and now Nebraska's junior senator, is expected to handily win a special election and retain the seat he was appointed to in 2023 after Senator Ben Sasse resigned.)</w:t>
         <w:br/>
-        <w:t xml:space="preserve">  On Saturday, Mr. Vargas joined Mr. Walz onstage, casting Mr. Trump as a dangerous and divisive force in American politics and urging Democrats to head to the polls ''to rebuild democracy.''</w:t>
+        <w:t>"I didn't see men or women, or Black or white, or Republican or Democrat out on the picket line," said Mr. Osborn, who was recruited to run by railroad unions in western Nebraska that turned against Ms. Fischer because of her backing for legislation that is favorable to the rail industry. "I just saw people that wanted to go to work for a fair wage and fair benefits."</w:t>
         <w:br/>
-        <w:t xml:space="preserve">  In an interview earlier at the amphitheater, Mr. Vargas said his team had knocked on more doors than they had at the same point in the last election, and that his campaign was drawing energy from a broader array of voters, including independents and Republicans. He said his closing pitch was a call to boot out Mr. Trump's Republican ''extremists and enablers.''</w:t>
+        <w:t>When he jumped into the political fray last September, Mr. Osborn had little name recognition and even less money, and pundits and the news media had largely written off the race. But funding is no longer a barrier; his campaign hauled in close to $3.3 million last quarter and spent nearly all of it on advertising, according to federal filings.</w:t>
         <w:br/>
-        <w:t xml:space="preserve">  ''Congress can't get anything done,'' he said. ''We need a Congress that can actually focus on working-class, middle-class issues.''</w:t>
+        <w:t>As polls have shown Mr. Osborn closing the gap, Ms. Fischer and her Republican allies have been forced to pour millions of their own into the race. Two recent nonaffiliated surveys showed Mr. Osborn within a few points of Ms. Fischer. The Senate Leadership Fund, a Republican super PAC, on Monday promised an additional $3 million in ad spending in the final two weeks before the election.</w:t>
         <w:br/>
+        <w:t>Ms. Fischer's campaign has called Mr. Osborn "simply too far left" and is running multiple ads that quote him saying that he "loves" Senator Bernie Sanders, the Vermont independent known for his progressive policies. (According to audio circulated by Republicans, Mr. Osborn apparently made the remark as a point of contrast as he discussed the need to appeal to conservatives.)</w:t>
         <w:br/>
-        <w:t>https://www.nytimes.com/2024/10/20/us/politics/nebraska-walz-tony-vargas.html</w:t>
+        <w:t>"Nebraskans support me because I've delivered results," Ms. Fischer, whose campaign did not respond to a request for an interview, said in a statement. "I have a long, conservative record that's helped build Nebraska and keep America strong."</w:t>
         <w:br/>
+        <w:t>Some of the Republican attacks on Mr. Osborn appear to be resonating with voters. Peter Rishel, a retired police officer who attended his event in Kearney, asked whether it was true that Mr. Osborn wanted to give Social Security cards to illegal migrants, a claim made in several of Ms. Fischer's ads.</w:t>
         <w:br/>
-        <w:t>Graphic</w:t>
+        <w:t>Mr. Osborn chuckled before bluntly declaring that, no, he does not want "amnesty" for "people who come here unlawfully," nor does he want to give them Social Security benefits. He then criticized Ms. Fischer for voting twice against the bipartisan border bill led by Senator James Lankford, Republican of Oklahoma, at the behest of Mr. Trump.</w:t>
         <w:br/>
+        <w:t>Mr. Rishel, who said he planned to vote for Mr. Trump, left the event intrigued by Mr. Osborn, who he said gave a "pretty impressive" pitch for how he would take on Washington elites. But Mr. Rishel said he was reluctant to vote against Ms. Fischer, whose office helped him and his wife navigate a dispute with the Internal Revenue Service over their income tax refund.</w:t>
         <w:br/>
-        <w:t xml:space="preserve"> </w:t>
+        <w:t>"I just thought the world of her when she helped us," Mr. Rishel said. "And to step away from that — God, that's a pretty big step."</w:t>
         <w:br/>
-        <w:t>This article appeared in print on page A13.</w:t>
+        <w:t>Abortion could also play a role in the race. Nebraska voters face two competing ballot measures this year that would alter the state's abortion law, which bans the procedure at 12 weeks with exceptions for rape and incest and to protect the life of the mother. One of the proposals, which has garnered national support and funding from abortion rights groups, would enshrine the rights in the state Constitution up to the point of viability. The other would add a 14-week ban to Nebraska's Constitution.</w:t>
+        <w:br/>
+        <w:t>During a swing through small towns in western Nebraska on a recent Sunday afternoon, after several voters asked for his stance, Mr. Osborn said he supported codifying the protections of Roe v. Wade into federal law.</w:t>
+        <w:br/>
+        <w:t>"I don't believe it's my place or the government's place to tell people when they should or shouldn't start families, and that includes I.V.F. and contraceptives," Mr. Osborn told the crowd at his newly opened office in Grand Island.</w:t>
+        <w:br/>
+        <w:t>Earlier that day, in response to a similar question from a voter in Hastings, Mr. Osborn said: "Bottom line is, since Roe's been overturned, women are dying. And I've got a problem with that."</w:t>
+        <w:br/>
+        <w:t>Catie Edmondson contributed reporting.</w:t>
+        <w:br/>
+        <w:t xml:space="preserve">Catie Edmondson contributed reporting. </w:t>
+        <w:br/>
+        <w:t>PHOTOS: Dan Osborn's dark-horse campaign has transformed what was expected to be a sleepy Senate race into a high-stakes clash. Below, Mr. Osborn opened four campaign offices weeks before Election Day, including in Grand Island, left, and Hastings. (PHOTOGRAPHS BY MICHAEL CIAGLO FOR THE NEW YORK TIMES) This article appeared in print on page A14.</w:t>
       </w:r>
     </w:p>
     <w:sectPr>

--- a/example_articles/states/Nebraska/3.states_Nebraska_New_York_Times.docx
+++ b/example_articles/states/Nebraska/3.states_Nebraska_New_York_Times.docx
@@ -7,7 +7,7 @@
         <w:pStyle w:val="Heading1"/>
       </w:pPr>
       <w:r>
-        <w:t>A Sleeper Senate Race Tightens in Nebraska as an Independent Gains</w:t>
+        <w:t>A Model for Taking on Republicans in Red States</w:t>
       </w:r>
     </w:p>
     <w:p>
@@ -17,12 +17,12 @@
     </w:p>
     <w:p>
       <w:r>
-        <w:t>Date: 2024-10-23</w:t>
+        <w:t>Date: 2024-10-27</w:t>
       </w:r>
     </w:p>
     <w:p>
       <w:r>
-        <w:t>Section: US; politics</w:t>
+        <w:t>Section: Section SR; Column 0; Sunday Review Desk; Pg. 3; MICHELLE GOLDBERG</w:t>
       </w:r>
     </w:p>
     <w:p>
@@ -49,61 +49,68 @@
     </w:p>
     <w:p>
       <w:r>
-        <w:t>At a recent series of campaign stops in small-town Nebraska, Dan Osborn, the little-known labor leader and car mechanic who is running for Senate as an independent, made his pitch to voters in the form of an allegory about the mice who elect cats to represent them.</w:t>
+        <w:t>The first person I met at a Monday night meet-and-greet for Dan Osborn, the independent Nebraska Senate candidate, was a Donald Trump-voting Republican named Joe Hallett. He'd worked, alongside his wife, Sherri, with Osborn at Omaha's Kellogg plant. Explaining Osborn's appeal, Joe said, ''He's not a millionaire or anything like that.'' Sherri added: ''He works hard. We did the same thing.''</w:t>
         <w:br/>
-        <w:t>As Mr. Osborn tells it, the mice keep voting for different breeds of cats in the hope that one will make good on their promises to make things better, but none ever do. Eventually, the mice realize that their real problem is not which cat they elect — it's that they keep electing cats in the first place.</w:t>
+        <w:t xml:space="preserve">Neither was a fan of Osborn's opponent, the Republican senator Deb Fischer. ''We were never impressed with her because she was never personable,'' said Sherri. ''She was never around.'' </w:t>
         <w:br/>
-        <w:t>"We have to stop electing cats," Mr. Osborn told about 50 supporters who had gathered in his campaign's new field office in downtown Kearney on a recent Sunday afternoon, one of four opened weeks before Election Day as part of a last-minute campaign sprint. "We are ruled by the millionaire and billionaire class that are inoculated from the very laws that they make."</w:t>
+        <w:t xml:space="preserve">  Osborn, by contrast, has been around a lot. The Monday event, at a cider house in Ashland, a town about 30 miles from Omaha, was one of more than 170 he's done all over the state. It drew a few dozen people -- more Democrats and independents than Republicans -- and Osborn stayed to talk and shake hands until the place closed. Afterward, I went with him to a nearby bar to talk about his surprisingly competitive race against Fischer, which has become an unexpected problem for Republicans as they seek to retake the Senate.</w:t>
         <w:br/>
-        <w:t>The populist appeal — in which members of both major political parties are cast as feline villains and Mr. Osborn as one of the preyed-upon rodents — has helped propel his challenge to Senator Deb Fischer, a second-term Republican who until recently had appeared to be on a glide path to re-election. Now, polls show the two in a tightening race that could potentially sway the balance of power in the Senate.</w:t>
+        <w:t xml:space="preserve">  As we walked, a young opposition researcher who tracks Osborn at most of his events shouted questions about which presidential candidate he'd voted for in 2020, hoping to catch him on camera saying something damaging. Osborn refused to answer, just as he won't say whom he'll vote for in November, insisting that the heat of partisan politics makes substantive discussion of the issues impossible. When I asked him to name a politician in Washington he hoped to work with, he said he hadn't given the matter much thought.</w:t>
         <w:br/>
-        <w:t>Over the past two decades, Republicans have consolidated a near monopoly in the Great Plains, a shift across a stretch of prairie once dominated by Democrats that could become complete in November if Senator Jon Tester of Montana loses his seat.</w:t>
+        <w:t xml:space="preserve">  The bar, with its brown walls, dropped ceiling and fluorescent overhead lights, was the apotheosis of Midwestern drab. Osborn, a tattooed Navy veteran and former union leader with a short gray beard, declared it his kind of place. As he nursed a Busch Light, I sensed he was eager to finish our interview and join Joe Hallett, who was waiting to catch up with him. But when I mentioned a book I'd heard Osborn talk about, ''Goliath: The 100-Year War Between Monopoly Power and Democracy,'' by the progressive writer Matt Stoller, he seemed to perk up.</w:t>
         <w:br/>
-        <w:t>But this year, Nebraska has thrown Republicans for a loop. Mr. Osborn's dark-horse, grass-roots campaign has transformed what was expected to be a sleepy race into a late-breaking and high-stakes clash that has forced Ms. Fischer and her allies to invest millions of dollars to avoid an upset.</w:t>
+        <w:t xml:space="preserve">  ''What that book taught me was this is not a new idea what we're doing here,'' he said of his campaign, which is focused on the predations of concentrated wealth. Ever since the Industrial Revolution, he said, corporations have sought to buy more and more political power, and though they succeed for a time, people eventually revolt. ''I think that's where we're at right now,'' said Osborn. ''We're at the apex of a corporate-run government.''</w:t>
         <w:br/>
-        <w:t>In the Omaha suburbs, one of Republicans' most battle-tested incumbents in Congress, Representative Don Bacon, is facing stiff headwinds, thanks to his party's lurch to the right and his recent endorsement of eliminating a provision that awards an electoral vote to the party that wins his district. The result has been an influx of cash into Mr. Bacon's increasingly liberal district, leaving him in an uphill fight for political survival.</w:t>
+        <w:t xml:space="preserve">  At such moments, he said, people's frustrations inevitably reach a boiling point. ''So they start electing a different government, a more populist message, because they know that their lives are getting harder and their government is not working for them.''</w:t>
         <w:br/>
-        <w:t>In the Senate contest, Mr. Osborn is tapping into a well of discontent with Congress and leaning on his status as a political newcomer and his background as a union laborer to appeal to working-class voters from across the political spectrum. He has eschewed any connection with Democrats, rejecting an endorsement from the Nebraska Democratic Party this year and insisting that he would not caucus with either party if elected.</w:t>
+        <w:t xml:space="preserve">  The word ''populist,'' as it happens, is tied up with Nebraska political history. It was coined to describe members of the People's Party, which held its first convention in Omaha in 1892, seeking to represent farmers and laborers against what it called the ''power and plunder'' of the two major parties. ''I have read about the prairie populism, and I hope we can emulate that,'' said Osborn.</w:t>
         <w:br/>
-        <w:t>That has not stopped Ms. Fischer from labeling him as a "Democrat in disguise." Mr. Osborn's deep experience in the labor movement — he is best known for leading 500 of his workers out of a Kellogg's cereal plant in Omaha and onto a picket line — and his support for codifying abortion rights into federal law seem to indicate that he would side with Democrats on at least some major economic and social issues.</w:t>
+        <w:t xml:space="preserve">  Osborn is still an underdog, but his mix of leftish economics and deep anti-elitism has already shaken up politics in bright-red Nebraska, making the Senate race far closer than almost anyone predicted. The Cook Political Report initially considered the seat ''Solid Republican,'' but in late September it changed its forecast to ''Likely Republican.'' The day I met Osborn, Cook shifted its rating another tick in Osborn's direction, to ''Lean'' Republican.</w:t>
         <w:br/>
-        <w:t xml:space="preserve">Still, Mr. Osborn appears to be drawing interest among voters of different political stripes. At recent events, several attendees said they planned to vote for former President Donald J. Trump, and a few indicated they were supporters of Vice President Kamala Harris. </w:t>
+        <w:t xml:space="preserve">  Though both the Fischer and Osborn camps have released internal surveys with their candidates leading, there have been only a couple of nonpartisan polls, the most recent of which showed Osborn up by 5 points. That was in early October, and it's entirely possible that it doesn't capture the current state of the race. But the G.O.P. is clearly concerned; as Semafor reported this week, the Senate Republicans' top super PAC is pouring $3 million into Nebraska to bolster Fischer in the race's final weeks.</w:t>
         <w:br/>
-        <w:t xml:space="preserve">Ms. Fischer, a former school board member and state lawmaker whose family owns a cattle ranch, won both of her previous Senate races by double-digit margins and has kept a relatively low profile since taking office. She has voted multiple times to repeal the Affordable Care Act. Soon after taking office in 2013, she cosponsored the Life at Conception Act, which would have effectively outlawed all abortions without exception and aspects of certain fertility treatments, such as in vitro fertilization. Ms. Fischer, who praises the overturning of Roe v. Wade, has said in recent weeks that she would support exceptions to an abortion ban for cases of rape and incest and to protect the life of the mother. </w:t>
+        <w:t xml:space="preserve">  If Osborn wins -- and maybe even if he doesn't -- his campaign will likely be seen as a model for running pro-worker candidates in places where majorities have drifted away from the Democratic Party. Democrats, like traditionally left-leaning parties across much of the developed world, have been losing working-class voters to the right, even as they attract more support from educated, cosmopolitan urbanites. Though Joe Biden has been the most pro-labor president in recent history, he's been unable to reverse this trend.</w:t>
         <w:br/>
-        <w:t>Mr. Osborn, who enlisted in the Navy after high school and served in the Nebraska Army National Guard, has pitched himself as a consensus-builder across party lines. At his recent events, he described how he tried to make the Kellogg's strike a nonpartisan issue by persuading Mr. Bacon to walk the picket line with the workers and Pete Ricketts, the governor at the time, to write a letter to company executives urging them to make a deal. (Mr. Ricketts, a Republican and now Nebraska's junior senator, is expected to handily win a special election and retain the seat he was appointed to in 2023 after Senator Ben Sasse resigned.)</w:t>
+        <w:t xml:space="preserve">  Now Osborn's campaign is testing a new approach to class politics. Can a message based on workers' rights and corporate greed win over red-state voters when it's decoupled from the cultural baggage that adheres, however unfairly, to the Democratic Party? ''Ultimately I want people to see what we've done here, and to be able to do it in their states too,'' Osborn told me.</w:t>
         <w:br/>
-        <w:t>"I didn't see men or women, or Black or white, or Republican or Democrat out on the picket line," said Mr. Osborn, who was recruited to run by railroad unions in western Nebraska that turned against Ms. Fischer because of her backing for legislation that is favorable to the rail industry. "I just saw people that wanted to go to work for a fair wage and fair benefits."</w:t>
+        <w:t xml:space="preserve">  Osborn, who spent 20 years as an industrial mechanic at Kellogg, insists he was never particularly political until 2021, when, as president of his Omaha union, he started negotiating with management over a new contract. As essential workers during the Covid pandemic, he told the crowd at the cidery, he and his members had worked 12-hour shifts, seven days a week, at least when they weren't sick or stuck in quarantine. In 2020, Kellogg's sales and profits had risen, and its chief executive's compensation increased 20 percent to more than $11.6 million.</w:t>
         <w:br/>
-        <w:t>When he jumped into the political fray last September, Mr. Osborn had little name recognition and even less money, and pundits and the news media had largely written off the race. But funding is no longer a barrier; his campaign hauled in close to $3.3 million last quarter and spent nearly all of it on advertising, according to federal filings.</w:t>
+        <w:t xml:space="preserve">  Osborn went into talks with management sure he and his fellow workers would ''share a little sliver of the pie.'' Instead, he said, Kellogg tried to cut their health benefits and cost-of-living raises, and to expand a two-tier wage system in which new employees could be paid significantly less than existing ones. ''That was my 'oh, crap' moment,'' he said.</w:t>
         <w:br/>
-        <w:t>As polls have shown Mr. Osborn closing the gap, Ms. Fischer and her Republican allies have been forced to pour millions of their own into the race. Two recent nonaffiliated surveys showed Mr. Osborn within a few points of Ms. Fischer. The Senate Leadership Fund, a Republican super PAC, on Monday promised an additional $3 million in ad spending in the final two weeks before the election.</w:t>
+        <w:t xml:space="preserve">  When talks failed in October, Osborn led workers at his Omaha plant out on strike. ''One of the hardest things I've ever had to do, leading 500 of my friends and their families out into the great unknown, not knowing if we were going to have a job at the end of it,'' he said. It lasted 77 days and ended with most of the strikers' demands being met.</w:t>
         <w:br/>
-        <w:t>Ms. Fischer's campaign has called Mr. Osborn "simply too far left" and is running multiple ads that quote him saying that he "loves" Senator Bernie Sanders, the Vermont independent known for his progressive policies. (According to audio circulated by Republicans, Mr. Osborn apparently made the remark as a point of contrast as he discussed the need to appeal to conservatives.)</w:t>
+        <w:t xml:space="preserve">  Osborn no longer works at the plant; Kellogg fired him in 2023. The company accused him of watching Netflix on the job, but he believes it was retaliation. He retrained as a steamfitter, which was what he was doing last year when a union official named Jeff Cooley approached him about mounting an independent challenge to Fischer.</w:t>
         <w:br/>
-        <w:t>"Nebraskans support me because I've delivered results," Ms. Fischer, whose campaign did not respond to a request for an interview, said in a statement. "I have a long, conservative record that's helped build Nebraska and keep America strong."</w:t>
+        <w:t xml:space="preserve">  The senator, now running for her third term, had repeatedly enraged railroad workers, including by voting to thwart their ability to strike in 2022. The best way to oust her, union leaders believed, was to run an independent who could avoid getting bogged down in what Cooley called ''wedge issues'' that alienate social conservatives. If neither political party could come up with a viable pro-labor candidate, Cooley recalled thinking, ''we'll find our own.''</w:t>
         <w:br/>
-        <w:t>Some of the Republican attacks on Mr. Osborn appear to be resonating with voters. Peter Rishel, a retired police officer who attended his event in Kearney, asked whether it was true that Mr. Osborn wanted to give Social Security cards to illegal migrants, a claim made in several of Ms. Fischer's ads.</w:t>
+        <w:t xml:space="preserve">  Nebraska's Democratic Party is not pleased about the way Osborn has bypassed it. Initially, he'd sought Democratic support, hoping to build a coalition that included Libertarians and some Republicans. Then the campaign's strategy changed, and he announced he wouldn't accept partisan endorsements. At that point, it was too late for Democrats to field their own candidate. Partly as a result, the Nebraska Democratic Party chair, Jane Kleeb -- a woman who has worked hard to rebuild the party's neglected rural infrastructure -- regards Osborn with deep distrust.</w:t>
         <w:br/>
-        <w:t>Mr. Osborn chuckled before bluntly declaring that, no, he does not want "amnesty" for "people who come here unlawfully," nor does he want to give them Social Security benefits. He then criticized Ms. Fischer for voting twice against the bipartisan border bill led by Senator James Lankford, Republican of Oklahoma, at the behest of Mr. Trump.</w:t>
+        <w:t xml:space="preserve">  ''Do I think the vast majority of Democrats are going to vote for him because they don't like Deb Fischer?'' she asked. ''Yes. Do I think he has a shot? Absolutely. Do I think he's being inauthentic? Yes. Do I worry that if he gets elected, that he's going to be Kyrsten Sinema, the person that destroys really good bills for their own ego? Absolutely.''</w:t>
         <w:br/>
-        <w:t>Mr. Rishel, who said he planned to vote for Mr. Trump, left the event intrigued by Mr. Osborn, who he said gave a "pretty impressive" pitch for how he would take on Washington elites. But Mr. Rishel said he was reluctant to vote against Ms. Fischer, whose office helped him and his wife navigate a dispute with the Internal Revenue Service over their income tax refund.</w:t>
+        <w:t xml:space="preserve">  But Osborn has different politics than Sinema, who regularly put the interests of her rich donors over those of her constituents. Though he insists he doesn't plan to caucus with either the Democrats or the Republicans, he shares many key Democratic priorities. Osborn wants to raise both corporate taxes and the minimum wage. Like Biden, he champions the PRO Act, which would make it easier to organize a union. On the stump, he attacks price gouging, an issue Kamala Harris has highlighted.</w:t>
         <w:br/>
-        <w:t>"I just thought the world of her when she helped us," Mr. Rishel said. "And to step away from that — God, that's a pretty big step."</w:t>
+        <w:t xml:space="preserve">  Nor is he entirely at odds with the Democratic Party on social issues. He's personally opposed to abortion, but he believes it should be legal. He's protective of Second Amendment rights but backs the sort of regulation often supported by urban police forces.</w:t>
         <w:br/>
-        <w:t>Abortion could also play a role in the race. Nebraska voters face two competing ballot measures this year that would alter the state's abortion law, which bans the procedure at 12 weeks with exceptions for rape and incest and to protect the life of the mother. One of the proposals, which has garnered national support and funding from abortion rights groups, would enshrine the rights in the state Constitution up to the point of viability. The other would add a 14-week ban to Nebraska's Constitution.</w:t>
+        <w:t xml:space="preserve">  His differences with the party often seem less about policy than about vibes. Osborn said he felt ''talked down to by the Democrats,'' a sentiment he believes many others share. While Republicans promise to protect people's paychecks, ''the Democrats come in and say that you need to respect people's pronouns,'' he said. ''People who are working 80 hours a week in meatpacking plants or on farms or anything else -- they're not too concerned about that.''</w:t>
         <w:br/>
-        <w:t>During a swing through small towns in western Nebraska on a recent Sunday afternoon, after several voters asked for his stance, Mr. Osborn said he supported codifying the protections of Roe v. Wade into federal law.</w:t>
+        <w:t xml:space="preserve">  This seems like a caricature -- I can't think of a single influential Democrat who talks about pronouns more than wages -- and I can see why it would infuriate Kleeb. But ultimately, a candidate who rejects Democratic branding seems infinitely preferable to one who rejects democratic principles.</w:t>
         <w:br/>
-        <w:t>"I don't believe it's my place or the government's place to tell people when they should or shouldn't start families, and that includes I.V.F. and contraceptives," Mr. Osborn told the crowd at his newly opened office in Grand Island.</w:t>
+        <w:t xml:space="preserve">  ''Imagine the ramifications on American politics if Nebraska elects an independent mechanic to the halls of power,'' Osborn said at the cidery. ''It's going to tell people all around the country that you don't have to be a self-funding crypto billionaire to run for office. So nurses, teachers, plumbers, carpenters, mechanics, they can all now know that they can do the same thing.''</w:t>
         <w:br/>
-        <w:t>Earlier that day, in response to a similar question from a voter in Hastings, Mr. Osborn said: "Bottom line is, since Roe's been overturned, women are dying. And I've got a problem with that."</w:t>
+        <w:t xml:space="preserve">  The Times is committed to publishing a diversity of letters to the editor. We'd like to hear what you think about this or any of our articles. Here are some tips. And here's our email: letters@nytimes.com</w:t>
         <w:br/>
-        <w:t>Catie Edmondson contributed reporting.</w:t>
+        <w:t xml:space="preserve">  Follow the New York Times Opinion section on Facebook, Instagram, TikTok, WhatsApp, X and Threads.</w:t>
         <w:br/>
-        <w:t xml:space="preserve">Catie Edmondson contributed reporting. </w:t>
         <w:br/>
-        <w:t>PHOTOS: Dan Osborn's dark-horse campaign has transformed what was expected to be a sleepy Senate race into a high-stakes clash. Below, Mr. Osborn opened four campaign offices weeks before Election Day, including in Grand Island, left, and Hastings. (PHOTOGRAPHS BY MICHAEL CIAGLO FOR THE NEW YORK TIMES) This article appeared in print on page A14.</w:t>
+        <w:t>https://www.nytimes.com/2024/10/25/opinion/nebraska-senate-dan-osborn.html</w:t>
+        <w:br/>
+        <w:br/>
+        <w:t>Graphic</w:t>
+        <w:br/>
+        <w:br/>
+        <w:t xml:space="preserve"> </w:t>
+        <w:br/>
+        <w:t>PHOTO (PHOTOGRAPH BY DAVID ROBERT ELLIOTT FOR THE NEW YORK TIMES) This article appeared in print on page SR3.</w:t>
       </w:r>
     </w:p>
     <w:sectPr>

--- a/example_articles/states/Nebraska/3.states_Nebraska_New_York_Times.docx
+++ b/example_articles/states/Nebraska/3.states_Nebraska_New_York_Times.docx
@@ -7,7 +7,7 @@
         <w:pStyle w:val="Heading1"/>
       </w:pPr>
       <w:r>
-        <w:t>A Model for Taking on Republicans in Red States</w:t>
+        <w:t>POP AND JAZZ GUIDE</w:t>
       </w:r>
     </w:p>
     <w:p>
@@ -17,17 +17,17 @@
     </w:p>
     <w:p>
       <w:r>
-        <w:t>Date: 2024-10-27</w:t>
+        <w:t>Date: 1999-11-12</w:t>
       </w:r>
     </w:p>
     <w:p>
       <w:r>
-        <w:t>Section: Section SR; Column 0; Sunday Review Desk; Pg. 3; MICHELLE GOLDBERG</w:t>
+        <w:t>Section: Section E;; Section E; Part 1; Page 31; Column 1; Movies, Performing Arts/Weekend Desk; Part 1;; Column 1;; Schedule</w:t>
       </w:r>
     </w:p>
     <w:p>
       <w:r>
-        <w:t>Source file: NYT/2.DOCX</w:t>
+        <w:t>Source file: NYT/44.DOCX</w:t>
       </w:r>
     </w:p>
     <w:p>
@@ -49,60 +49,100 @@
     </w:p>
     <w:p>
       <w:r>
-        <w:t>The first person I met at a Monday night meet-and-greet for Dan Osborn, the independent Nebraska Senate candidate, was a Donald Trump-voting Republican named Joe Hallett. He'd worked, alongside his wife, Sherri, with Osborn at Omaha's Kellogg plant. Explaining Osborn's appeal, Joe said, ''He's not a millionaire or anything like that.'' Sherri added: ''He works hard. We did the same thing.''</w:t>
+        <w:t>Here is a selective listing by critics of The Times of new or noteworthy pop and jazz concerts in the New York metropolitan region this weekend. * denotes a highly recommended concert.</w:t>
         <w:br/>
-        <w:t xml:space="preserve">Neither was a fan of Osborn's opponent, the Republican senator Deb Fischer. ''We were never impressed with her because she was never personable,'' said Sherri. ''She was never around.'' </w:t>
+        <w:t xml:space="preserve"> </w:t>
         <w:br/>
-        <w:t xml:space="preserve">  Osborn, by contrast, has been around a lot. The Monday event, at a cider house in Ashland, a town about 30 miles from Omaha, was one of more than 170 he's done all over the state. It drew a few dozen people -- more Democrats and independents than Republicans -- and Osborn stayed to talk and shake hands until the place closed. Afterward, I went with him to a nearby bar to talk about his surprisingly competitive race against Fischer, which has become an unexpected problem for Republicans as they seek to retake the Senate.</w:t>
+        <w:t>THE BIG WU, DONNA THE BUFFALO, Wetlands, 161 Hudson Street, two blocks south of Canal, TriBeCa, (212) 966-4225. Two bands that weave together warm jams from disparate threads of American music share this groovy bill. The Big Wu mixes bluegrass and country with funk rhythms; the blend has been keeping Minneapolis fans coming to the band's weekly shows for two and a half years. Donna the Buffalo, from Ithaca, N.Y., has earned the respect of old-time folkies as well as hemp-wearing counterculture kids with its politically progressive lyrics and skillful leaps from reggae to zydeco to rock and back again. Tonight at 9:30; tickets are $10 (Ann Powers).</w:t>
         <w:br/>
-        <w:t xml:space="preserve">  As we walked, a young opposition researcher who tracks Osborn at most of his events shouted questions about which presidential candidate he'd voted for in 2020, hoping to catch him on camera saying something damaging. Osborn refused to answer, just as he won't say whom he'll vote for in November, insisting that the heat of partisan politics makes substantive discussion of the issues impossible. When I asked him to name a politician in Washington he hoped to work with, he said he hadn't given the matter much thought.</w:t>
+        <w:t>* HENRY BUTLER AND COREY HARRIS, Miller Theater, 116th Street and Broadway, Morningside Heights, (212) 854-7799 or (212) 545-7536. Henry Butler is a splashy, flashy New Orleans pianist and singer who hurls fistfuls of notes across the keyboard. Corey Harris is a traditionalist fingerpicker who finds new insights in classic country blues. They are to perform separately and together in this concert, part of the World Music Institute's annual fall blues festival. Tonight at 8; tickets are $25 (Jon Pareles).</w:t>
         <w:br/>
-        <w:t xml:space="preserve">  The bar, with its brown walls, dropped ceiling and fluorescent overhead lights, was the apotheosis of Midwestern drab. Osborn, a tattooed Navy veteran and former union leader with a short gray beard, declared it his kind of place. As he nursed a Busch Light, I sensed he was eager to finish our interview and join Joe Hallett, who was waiting to catch up with him. But when I mentioned a book I'd heard Osborn talk about, ''Goliath: The 100-Year War Between Monopoly Power and Democracy,'' by the progressive writer Matt Stoller, he seemed to perk up.</w:t>
+        <w:t xml:space="preserve"> </w:t>
         <w:br/>
-        <w:t xml:space="preserve">  ''What that book taught me was this is not a new idea what we're doing here,'' he said of his campaign, which is focused on the predations of concentrated wealth. Ever since the Industrial Revolution, he said, corporations have sought to buy more and more political power, and though they succeed for a time, people eventually revolt. ''I think that's where we're at right now,'' said Osborn. ''We're at the apex of a corporate-run government.''</w:t>
+        <w:t>JIM CARROLL, Bottom Line, 15 West Fourth Street, at Mercer Street, Greenwich Village, (212) 228-6300. Either one of the youngest beats or one of the oldest punks, the poet and rocker Jim Carroll holds a transitional spot in the history of urban expressionism. He's done a lot since going new wave with the gritty hit "People Who Died," and he'll sample from his vast collection of writings and musical endeavors. Tomorrow at 7:30 and 10:30 p.m.; tickets are $15 (Powers).</w:t>
         <w:br/>
-        <w:t xml:space="preserve">  At such moments, he said, people's frustrations inevitably reach a boiling point. ''So they start electing a different government, a more populist message, because they know that their lives are getting harder and their government is not working for them.''</w:t>
+        <w:t xml:space="preserve"> </w:t>
         <w:br/>
-        <w:t xml:space="preserve">  The word ''populist,'' as it happens, is tied up with Nebraska political history. It was coined to describe members of the People's Party, which held its first convention in Omaha in 1892, seeking to represent farmers and laborers against what it called the ''power and plunder'' of the two major parties. ''I have read about the prairie populism, and I hope we can emulate that,'' said Osborn.</w:t>
+        <w:t>ALEX CHILTON, Maxwell's, 1039 Washington Street, Hoboken, N.J., (201) 798-0406. Knitting Factory, 74 Leonard Street, TriBeCa, (212) 219-3006. Having settled into the strange role of the obscure pop legend, Alex Chilton has made it his mission to preserve the art of his peers. He can get down with some weird blues, pep things up with surf and rockabilly, go all lush on an Italian pop number or break out his falsetto for some 70's soul. Catch him headlining tonight and Sunday, and see how he deals with sharing a bill with the famously sensitive Chan Marshall of Cat Power tomorrow. Tonight at 10 at Maxwell's; tickets are $12. Tomorrow and Sunday at 10 p.m. at the Knitting Factory; tickets are $15 (Powers).</w:t>
         <w:br/>
-        <w:t xml:space="preserve">  Osborn is still an underdog, but his mix of leftish economics and deep anti-elitism has already shaken up politics in bright-red Nebraska, making the Senate race far closer than almost anyone predicted. The Cook Political Report initially considered the seat ''Solid Republican,'' but in late September it changed its forecast to ''Likely Republican.'' The day I met Osborn, Cook shifted its rating another tick in Osborn's direction, to ''Lean'' Republican.</w:t>
+        <w:t xml:space="preserve"> </w:t>
         <w:br/>
-        <w:t xml:space="preserve">  Though both the Fischer and Osborn camps have released internal surveys with their candidates leading, there have been only a couple of nonpartisan polls, the most recent of which showed Osborn up by 5 points. That was in early October, and it's entirely possible that it doesn't capture the current state of the race. But the G.O.P. is clearly concerned; as Semafor reported this week, the Senate Republicans' top super PAC is pouring $3 million into Nebraska to bolster Fischer in the race's final weeks.</w:t>
+        <w:t>PACO DE LUCIA, New Jersey Performing Arts Center, 1 Center Street, Newark, (888) 466-5722. A virtuoso of flamenco guitar, Paco de Lucia holds on to the stark beauty of the tradition while seeking to expand it. He has added elements of jazz -- his sextet includes saxophone -- but rarely strays too far from flamenco's modal intensity. Tomorrow at 8 p.m.; tickets are $10 to $46 (Pareles).</w:t>
         <w:br/>
-        <w:t xml:space="preserve">  If Osborn wins -- and maybe even if he doesn't -- his campaign will likely be seen as a model for running pro-worker candidates in places where majorities have drifted away from the Democratic Party. Democrats, like traditionally left-leaning parties across much of the developed world, have been losing working-class voters to the right, even as they attract more support from educated, cosmopolitan urbanites. Though Joe Biden has been the most pro-labor president in recent history, he's been unable to reverse this trend.</w:t>
+        <w:t xml:space="preserve"> </w:t>
         <w:br/>
-        <w:t xml:space="preserve">  Now Osborn's campaign is testing a new approach to class politics. Can a message based on workers' rights and corporate greed win over red-state voters when it's decoupled from the cultural baggage that adheres, however unfairly, to the Democratic Party? ''Ultimately I want people to see what we've done here, and to be able to do it in their states too,'' Osborn told me.</w:t>
+        <w:t>* BOB DYLAN; PHIL LESH, Continental Airlines Arena, East Rutherford, N.J. (212) 307-7171. Bob Dylan's latest songs face up to mortality and lost youth, but he's still on the road, performing new and old material with a superb, light-fingered group that's like a string band for one song, a blues band for the next. Phil Lesh, the Grateful Dead's bass player, rarely sang lead while the band existed, but he did write songs like "Box of Rain" and "The Eleven," and he'll doubtless have a band of Dead Heads to help him out. Tomorrow at 8 p.m.; tickets are $29.50 (Pareles).</w:t>
         <w:br/>
-        <w:t xml:space="preserve">  Osborn, who spent 20 years as an industrial mechanic at Kellogg, insists he was never particularly political until 2021, when, as president of his Omaha union, he started negotiating with management over a new contract. As essential workers during the Covid pandemic, he told the crowd at the cidery, he and his members had worked 12-hour shifts, seven days a week, at least when they weren't sick or stuck in quarantine. In 2020, Kellogg's sales and profits had risen, and its chief executive's compensation increased 20 percent to more than $11.6 million.</w:t>
+        <w:t xml:space="preserve"> </w:t>
         <w:br/>
-        <w:t xml:space="preserve">  Osborn went into talks with management sure he and his fellow workers would ''share a little sliver of the pie.'' Instead, he said, Kellogg tried to cut their health benefits and cost-of-living raises, and to expand a two-tier wage system in which new employees could be paid significantly less than existing ones. ''That was my 'oh, crap' moment,'' he said.</w:t>
+        <w:t>FAIRPORT CONVENTION, Bottom Line, 15 West Fourth Street, at Mercer Street, Greenwich Village,(212) 228-7880. Fairport Convention is a British folk-rock institution that specializes in rock and reel. Its alumni include Richard Thompson and the founders of leading traditional-rock bands, and its current lineup is guaranteed to have a first-rate fiddler and a jovial way with songs of old and recent vintage. Tonight at 7:30 and 10:30; admission is $20 (Pareles).</w:t>
         <w:br/>
-        <w:t xml:space="preserve">  When talks failed in October, Osborn led workers at his Omaha plant out on strike. ''One of the hardest things I've ever had to do, leading 500 of my friends and their families out into the great unknown, not knowing if we were going to have a job at the end of it,'' he said. It lasted 77 days and ended with most of the strikers' demands being met.</w:t>
+        <w:t xml:space="preserve"> </w:t>
         <w:br/>
-        <w:t xml:space="preserve">  Osborn no longer works at the plant; Kellogg fired him in 2023. The company accused him of watching Netflix on the job, but he believes it was retaliation. He retrained as a steamfitter, which was what he was doing last year when a union official named Jeff Cooley approached him about mounting an independent challenge to Fischer.</w:t>
+        <w:t>ANTONIO HART QUARTET, Brooklyn Conservatory of Music, 58 Seventh Avenue, Park Slope, (718) 622-3300. Mr. Hart is a young saxophonist whose music is progressing toward a pretty eclectic idea of jazz -- it's gospel, it's pop, it's bebop, the hard stuff that the new, young rhythm sections like to play. The hard-hitting pianist Orrin Evans will be in his band for this gig. The concert starts tomorrow night at 8; tickets are $20, and $15 for students and seniors (Ben Ratliff).</w:t>
         <w:br/>
-        <w:t xml:space="preserve">  The senator, now running for her third term, had repeatedly enraged railroad workers, including by voting to thwart their ability to strike in 2022. The best way to oust her, union leaders believed, was to run an independent who could avoid getting bogged down in what Cooley called ''wedge issues'' that alienate social conservatives. If neither political party could come up with a viable pro-labor candidate, Cooley recalled thinking, ''we'll find our own.''</w:t>
+        <w:t xml:space="preserve"> </w:t>
         <w:br/>
-        <w:t xml:space="preserve">  Nebraska's Democratic Party is not pleased about the way Osborn has bypassed it. Initially, he'd sought Democratic support, hoping to build a coalition that included Libertarians and some Republicans. Then the campaign's strategy changed, and he announced he wouldn't accept partisan endorsements. At that point, it was too late for Democrats to field their own candidate. Partly as a result, the Nebraska Democratic Party chair, Jane Kleeb -- a woman who has worked hard to rebuild the party's neglected rural infrastructure -- regards Osborn with deep distrust.</w:t>
+        <w:t>* MARTIN HAYES AND DENNIS CAHILL, Kaye Playhouse, 68th Street between Park and Lexington Avenues, (212) 772-4448. If you think Celtic music is corny and lacking in subtlety, attend this show and be forced to eat your words. The fiddler Martin Hayes and his sensitive accompanist, Dennis Cahill, strip old reels and jigs to their essence, leaving space between the notes for harmonics and whispered blue notes. Their playing lays bare the process of songs taking shape over time that is the root of traditional music. Simply exquisite. Tomorrow at 8 p.m.; tickets are $21 (Powers).</w:t>
         <w:br/>
-        <w:t xml:space="preserve">  ''Do I think the vast majority of Democrats are going to vote for him because they don't like Deb Fischer?'' she asked. ''Yes. Do I think he has a shot? Absolutely. Do I think he's being inauthentic? Yes. Do I worry that if he gets elected, that he's going to be Kyrsten Sinema, the person that destroys really good bills for their own ego? Absolutely.''</w:t>
+        <w:t xml:space="preserve"> </w:t>
         <w:br/>
-        <w:t xml:space="preserve">  But Osborn has different politics than Sinema, who regularly put the interests of her rich donors over those of her constituents. Though he insists he doesn't plan to caucus with either the Democrats or the Republicans, he shares many key Democratic priorities. Osborn wants to raise both corporate taxes and the minimum wage. Like Biden, he champions the PRO Act, which would make it easier to organize a union. On the stump, he attacks price gouging, an issue Kamala Harris has highlighted.</w:t>
+        <w:t>* I.C.P. ORCHESTRA, Tonic, 107 Norfolk Street, Lower East Side, (212) 358-7501. An exceedingly rare appearance of a long-running group stocked deeply with exciting, funny, vivid improvisers. The music is chaotic and serene and intellectual and slapstick, and as is the case with a lot of Dutch bands, when you see them in person it's all much funnier. But you'll be able to grasp much more of their methodology, because they've got lots of ways to alter tunes in midstream; the music assumes a form by means of structured improvisation. The extravagantly energetic drummer Han Bennink and the phlegmatic pianist Misha Mengelberg are a great pair of opposites; the trombonist Walter Wierbos, the clarinetist Ab Baars, the cellist Tristan Honsinger, the bassist Ernst Glerum and the trumpeter Thomas Heberer all deserve more of a reputation in this country, not to mention the saxophonist Michael Moore, who's one of our best jazz-playing expatriates. Tonight at 8 and 10; tickets are $12 per set (Ratliff).</w:t>
         <w:br/>
-        <w:t xml:space="preserve">  Nor is he entirely at odds with the Democratic Party on social issues. He's personally opposed to abortion, but he believes it should be legal. He's protective of Second Amendment rights but backs the sort of regulation often supported by urban police forces.</w:t>
+        <w:t xml:space="preserve"> </w:t>
         <w:br/>
-        <w:t xml:space="preserve">  His differences with the party often seem less about policy than about vibes. Osborn said he felt ''talked down to by the Democrats,'' a sentiment he believes many others share. While Republicans promise to protect people's paychecks, ''the Democrats come in and say that you need to respect people's pronouns,'' he said. ''People who are working 80 hours a week in meatpacking plants or on farms or anything else -- they're not too concerned about that.''</w:t>
+        <w:t>IRAKERE, Blue Note, 131 West Third Street, West Village, (212) 475-8592. Since the 1970's, it was the Cuban band to bring it all together -- African rhythms, the clave, modern jazz, deep art and deep religion. The pianist and co-founder of the band, Chucho Valdes, started to phase out his involvement with the group several years ago; he's not in this touring version of the band. But there's bound to be some astounding players onstage. Sets through Sunday night are at 9 and 11:30; cover charge is $27.50; $5 minimum (Ratliff).</w:t>
         <w:br/>
-        <w:t xml:space="preserve">  This seems like a caricature -- I can't think of a single influential Democrat who talks about pronouns more than wages -- and I can see why it would infuriate Kleeb. But ultimately, a candidate who rejects Democratic branding seems infinitely preferable to one who rejects democratic principles.</w:t>
+        <w:t xml:space="preserve"> </w:t>
         <w:br/>
-        <w:t xml:space="preserve">  ''Imagine the ramifications on American politics if Nebraska elects an independent mechanic to the halls of power,'' Osborn said at the cidery. ''It's going to tell people all around the country that you don't have to be a self-funding crypto billionaire to run for office. So nurses, teachers, plumbers, carpenters, mechanics, they can all now know that they can do the same thing.''</w:t>
+        <w:t>* LULLABY FOR THE WORKING CLASS, Brownies, 169 Avenue A, at 11th Street, East Village, (212) 420-8392. Lullaby for the Working Class, from Lincoln, Neb., is outnumbered onstage by its instruments: not just guitars, but cello, banjo, glockenspiel and trumpet. Its songs occupy a melancholic netherworld, pondering loss and disillusion in tunes that seem jerry built but somehow hold together. It can sound like a folk-rock band, a country group or an acoustic version of Pavement. Tonight at 11:30; admission is $8 (Pareles).</w:t>
         <w:br/>
-        <w:t xml:space="preserve">  The Times is committed to publishing a diversity of letters to the editor. We'd like to hear what you think about this or any of our articles. Here are some tips. And here's our email: letters@nytimes.com</w:t>
+        <w:t xml:space="preserve"> </w:t>
         <w:br/>
-        <w:t xml:space="preserve">  Follow the New York Times Opinion section on Facebook, Instagram, TikTok, WhatsApp, X and Threads.</w:t>
+        <w:t>CHRISTIAN McBRIDE QUARTET, Iridium, 48 West 63rd Street, Manhattan, (212) 582-2121.  The bassist is capable of more technical astonishment on the instrument than most, and his deep interest in funk has brought out some interesting twists on the basic concept of the jazz small group. He's got Rodney Green in his band at the moment, a young drummer whose every move is worth watching. Sets through Sunday are at 8:30 and 10:30 p.m.; also 12:15 a.m. tonight and tomorrow; cover charge is $25 tonight and tomorrow; $20 Sunday; $10 minimum (Ratliff).</w:t>
+        <w:br/>
+        <w:t xml:space="preserve"> </w:t>
+        <w:br/>
+        <w:t>* JASON MORAN TRIO, Knitting Factory, Old Office, 74 Leonard Street, TriBeCa, (212) 219-3006. He's an original, neither a free player nor someone who comes out of bebop and Herbie Hancock. Mr. Moran is one of the hybrid musicians pointing the way into jazz's future, though he's inspired by two great hybridizers of the 60's, Andrew Hill and Jaki Byard. Sets through Sunday are at 8 and 9:30; admission is $8 with one drink (Ratliff).</w:t>
+        <w:br/>
+        <w:t xml:space="preserve"> </w:t>
+        <w:br/>
+        <w:t>FATHEAD NEWMAN QUARTET WITH ANDY BEY, Jazz Standard, 116 East 27th Street, Manhattan, (212) 576-2232. Ray Charles fans remember the cogent solos he took with that band during the prime years of the 60's; his style is still warm, bluesy and commanding. He's got the singer Andy Bey with him, speaking of soulful and commanding; singing over a horn player, Mr. Bey can make his voice punch through a wall. Tonight and tomorrow, sets at 8, 10:30 and 12 midnight, $25 cover ($18 for the midnight set); Sunday night, sets at 7 and 9, $18 cover; $10 minimum (Ratliff).</w:t>
+        <w:br/>
+        <w:t xml:space="preserve"> </w:t>
+        <w:br/>
+        <w:t>PENNYWISE; STRUNG OUT; ALL, Roseland, 239 West 52nd Street, Manhattan, (212) 777-6800. It's a little chilly to be skateboarding all night, so this recollection of the Vans Warped Tour comes at a perfect time for the radical punk teenagers of our town. Pennywise headlines with its hummable three-minute slices of inspiration. All helps the kids release their inner brats. In the middle comes Strung Out, who will undoubtedly deliver all the noise, speed and sass the fans demand. Tonight at 7:30; tickets are $15 (Powers).</w:t>
+        <w:br/>
+        <w:t xml:space="preserve"> </w:t>
+        <w:br/>
+        <w:t>* DANILO PEREZ TRIO, Sweet Basil, 88 Seventh Avenue South, West Village, (212) 242-1785. What a musician Mr. Perez can be when everything in his group is clicking; he's a rhythmic marvel, and he was playing Afro-Latin rhythms accurately on jazz bandstands before so many other musicians wisely started to move in that direction. It's good to see he's back with a trio after experimenting around a little with instrumentation. But we're yet to see all he can do. Sets through Sunday are at 9 and 11 p.m., with a 12:30 set tonight and tomorrow; cover charge is $20 ($17.50 Sunday); $10 minimum (Ratliff).</w:t>
+        <w:br/>
+        <w:t xml:space="preserve"> </w:t>
+        <w:br/>
+        <w:t>MARTIN SEXTON, Irving Plaza, 17 Irving Place at 15th Street, Manhattan, (212) 777-6800. Singing about restlessness and love, plucking and strumming an acoustic guitar, Martin Sexton has an advantage over most folky songwriters: a voice that can groan like an alternative rocker, slide like a soul man or leap up to a pearly falsetto. He's not shy about using it onstage, bouncing it off his guitar parts to sound down-home at one moment, jazzy the next, and his improvisatory daring has earned him a devoted live following. Tomorrow at 9 p.m.; admission is $16.50 (Pareles).</w:t>
+        <w:br/>
+        <w:t xml:space="preserve"> </w:t>
+        <w:br/>
+        <w:t>SISTER CAROL, Lion's Den, 214 Sullivan Street, between Bleecker Street and West Third Street, Greenwich Village, (212) 477-2782. Once known as Black Cinderella, this Rastafarian dance hall queen has matured into Mother Culture, a persona that allows her to mix testimonies about moral virtue and spiritual ecstasy with good-time songs celebrating the charms of a "Rasta Girl." Her new album, "Isis: The Original Womb-Man," jumps with ska rhythms and rapid-fire toasting and sways with a rock-steady beat. The Brooklyn-based singer never gets so righteous that she doesn't have fun. Sunday at 10:30 p.m.; tickets are $20 (Powers).</w:t>
+        <w:br/>
+        <w:t xml:space="preserve"> </w:t>
+        <w:br/>
+        <w:t>* THE HARRY SMITH PROJECT, Church of St. Ann and the Holy Trinity, 157 Montague Street, at Clinton Street, Brooklyn Heights, (718) 858-2424. Harry Smith was a collector of strange Americana, including the old folk-song recordings that became the Anthology of American Folk Music. Its tales of adultery and murder, faith and adversity -- and the unvarnished voices that sang them -- became a foundation for the folk revival, a counterbalance to the tidy optimism of the 1950's. Hal Willner, the producer who has delved into Kurt Weill and Thelonious Monk and who molded Marianne Faithfull's best band, has assembled a typically far-reaching cast to remake songs from the anthology, including songwriters (Lou Reed, Nick Cave, Kate and Anna McGarrigle, Robin Holcomb, Thurston Moore of Sonic Youth, Jeff Tweedy and Jay Bennett of Wilco), disk jockeys (D.J. Spooky, Howie B.) and rare sightings of Van Dyke Parks and Mary Margaret O'Hara. It's a benefit for the Harry Smith Archives. Tonight at 8; tickets are $40 to $75 (Pareles).</w:t>
+        <w:br/>
+        <w:t xml:space="preserve"> </w:t>
+        <w:br/>
+        <w:t>MARY STALLINGS WITH ERIC REED TRIO, Village Vanguard, 178 Seventh Avenue South, West Village, (212) 255-4037. Everybody's looking for new jazz singers at the moment, and the greatest of jazz clubs surprised us with one who's new to most jazz listeners. Ms. Stallings, based in California, performed with Basie and Gillespie; this is her first performance at the Vanguard, and she's assisted by Mr. Reed's band, whose swing is deep and to the point. Sets through Sunday night at 9:30 and 11:30, with a set at 1 tonight and tomorrow; admission is $20 and $15 on Sunday; $10 drink minimum (Ratliff).</w:t>
+        <w:br/>
+        <w:t xml:space="preserve"> </w:t>
+        <w:br/>
+        <w:t>TOM VARNER QUARTET, Internet Cafe, 82 East Third Street, East Village, (212) 614-0747. A French hornist pursuing a serious career in jazz is likely to keep a kind of outsider's vantage point, and Mr. Varner has parlayed his into composition and repertory. He's a programmatic composer; his tunes describe motion or follow the arc of narrative, and he's also got an interest in American song from hymn composers to Bruce Springsteen. Sets are tonight at 9:30 and 11; cover is $7 (Ratliff).</w:t>
+        <w:br/>
+        <w:t xml:space="preserve"> </w:t>
+        <w:br/>
+        <w:t>WILCO, Town Hall, 123 West 43rd Street, Manhattan, (212) 997-1003. In Uncle Tupelo, Jeff Tweedy helped spearhead rock's latest look back at its white, rural roots, dubbed "Americana." But in Wilco, the band he leads outright, he's shown far greater range than a rootsy patina can cover. Wilco does get countrified at times, but Mr. Tweedy also writes shining pop-radio gems and psychedelic garage stompers, bringing it all back home to a firm belief in ordinary passion. Tomorrow at 8 p.m.; tickets are $25 and $20 (Powers).</w:t>
         <w:br/>
         <w:br/>
-        <w:t>https://www.nytimes.com/2024/10/25/opinion/nebraska-senate-dan-osborn.html</w:t>
+        <w:t>http://www.nytimes.com</w:t>
         <w:br/>
         <w:br/>
         <w:t>Graphic</w:t>
@@ -110,7 +150,7 @@
         <w:br/>
         <w:t xml:space="preserve"> </w:t>
         <w:br/>
-        <w:t>PHOTO (PHOTOGRAPH BY DAVID ROBERT ELLIOTT FOR THE NEW YORK TIMES) This article appeared in print on page SR3.</w:t>
+        <w:t>Photos: Jeff Tweedy of Willco, part of the Harry Smith Project in Brooklyn. (Rahav Segev); At Sweet Basil through Sunday: Danilo Perez and his trio. (Toby Wales)</w:t>
       </w:r>
     </w:p>
     <w:sectPr>
